--- a/public/lesson-5.docx
+++ b/public/lesson-5.docx
@@ -5,57 +5,1473 @@
     <w:p>
       <w:pPr>
         <w:pStyle w:val="Heading2"/>
-        <w:rPr>
-          <w:b w:val="0"/>
-          <w:i w:val="0"/>
-        </w:rPr>
-      </w:pPr>
-      <w:r>
-        <w:rPr>
-          <w:b w:val="0"/>
-          <w:i w:val="0"/>
-        </w:rPr>
-        <w:t>Урок 5</w:t>
-      </w:r>
+      </w:pPr>
+      <w:proofErr w:type="spellStart"/>
+      <w:r>
+        <w:t>Сложности</w:t>
+      </w:r>
+      <w:proofErr w:type="spellEnd"/>
+      <w:r>
+        <w:t xml:space="preserve"> </w:t>
+      </w:r>
+      <w:proofErr w:type="spellStart"/>
+      <w:r>
+        <w:t>моделирования</w:t>
+      </w:r>
+      <w:proofErr w:type="spellEnd"/>
     </w:p>
     <w:p>
-      <w:r>
-        <w:t>Все, что было на прошлом уроке, является моделированием реальности. Особенность такого моделирования — это контринтуитивность. При этом исключается здравый смысл и обыденное сознание. (Здравый смысл это когда что-то интуитивно понятно без доп. комментариев). Но в той реальности, которая находится без наблюдателя, нужно выйти за пределы обыденной сознательности. При этом здравый смысл стремится отрицать контринтуитивные выводы.</w:t>
+      <w:pPr>
+        <w:rPr>
+          <w:rFonts w:ascii="Times New Roman" w:hAnsi="Times New Roman" w:cs="Times New Roman"/>
+          <w:sz w:val="24"/>
+          <w:szCs w:val="24"/>
+          <w:lang w:val="ru-RU"/>
+        </w:rPr>
+      </w:pPr>
+      <w:r>
+        <w:rPr>
+          <w:rFonts w:ascii="Times New Roman" w:hAnsi="Times New Roman" w:cs="Times New Roman"/>
+          <w:sz w:val="24"/>
+          <w:szCs w:val="24"/>
+          <w:lang w:val="ru-RU"/>
+        </w:rPr>
+        <w:t xml:space="preserve">Все, </w:t>
+      </w:r>
+      <w:r>
+        <w:rPr>
+          <w:rFonts w:ascii="Times New Roman" w:hAnsi="Times New Roman" w:cs="Times New Roman"/>
+          <w:sz w:val="24"/>
+          <w:szCs w:val="24"/>
+          <w:lang w:val="ru-RU"/>
+        </w:rPr>
+        <w:t xml:space="preserve">что делали Парменид и Гераклит, </w:t>
+      </w:r>
+      <w:r>
+        <w:rPr>
+          <w:rFonts w:ascii="Times New Roman" w:hAnsi="Times New Roman" w:cs="Times New Roman"/>
+          <w:sz w:val="24"/>
+          <w:szCs w:val="24"/>
+          <w:lang w:val="ru-RU"/>
+        </w:rPr>
+        <w:t xml:space="preserve">является </w:t>
+      </w:r>
+      <w:r>
+        <w:rPr>
+          <w:rFonts w:ascii="Times New Roman" w:hAnsi="Times New Roman" w:cs="Times New Roman"/>
+          <w:i/>
+          <w:iCs/>
+          <w:sz w:val="24"/>
+          <w:szCs w:val="24"/>
+          <w:lang w:val="ru-RU"/>
+        </w:rPr>
+        <w:t>моделированием реальности</w:t>
+      </w:r>
+      <w:r>
+        <w:rPr>
+          <w:rFonts w:ascii="Times New Roman" w:hAnsi="Times New Roman" w:cs="Times New Roman"/>
+          <w:sz w:val="24"/>
+          <w:szCs w:val="24"/>
+          <w:lang w:val="ru-RU"/>
+        </w:rPr>
+        <w:t xml:space="preserve">. Особенность такого моделирования — это </w:t>
+      </w:r>
+      <w:proofErr w:type="spellStart"/>
+      <w:r>
+        <w:rPr>
+          <w:rFonts w:ascii="Times New Roman" w:hAnsi="Times New Roman" w:cs="Times New Roman"/>
+          <w:sz w:val="24"/>
+          <w:szCs w:val="24"/>
+          <w:lang w:val="ru-RU"/>
+        </w:rPr>
+        <w:t>контринтуитивность</w:t>
+      </w:r>
+      <w:proofErr w:type="spellEnd"/>
+      <w:r>
+        <w:rPr>
+          <w:rFonts w:ascii="Times New Roman" w:hAnsi="Times New Roman" w:cs="Times New Roman"/>
+          <w:sz w:val="24"/>
+          <w:szCs w:val="24"/>
+          <w:lang w:val="ru-RU"/>
+        </w:rPr>
+        <w:t>.</w:t>
+      </w:r>
+      <w:r>
+        <w:rPr>
+          <w:rFonts w:ascii="Times New Roman" w:hAnsi="Times New Roman" w:cs="Times New Roman"/>
+          <w:sz w:val="24"/>
+          <w:szCs w:val="24"/>
+          <w:lang w:val="ru-RU"/>
+        </w:rPr>
+        <w:t xml:space="preserve"> В процессе моделирования </w:t>
+      </w:r>
+      <w:r>
+        <w:rPr>
+          <w:rFonts w:ascii="Times New Roman" w:hAnsi="Times New Roman" w:cs="Times New Roman"/>
+          <w:sz w:val="24"/>
+          <w:szCs w:val="24"/>
+          <w:lang w:val="ru-RU"/>
+        </w:rPr>
+        <w:t>исключается здравый смысл и обыденное сознание. (Здравый смысл</w:t>
+      </w:r>
+      <w:r>
+        <w:rPr>
+          <w:rFonts w:ascii="Times New Roman" w:hAnsi="Times New Roman" w:cs="Times New Roman"/>
+          <w:sz w:val="24"/>
+          <w:szCs w:val="24"/>
+          <w:lang w:val="ru-RU"/>
+        </w:rPr>
+        <w:t xml:space="preserve"> —</w:t>
+      </w:r>
+      <w:r>
+        <w:rPr>
+          <w:rFonts w:ascii="Times New Roman" w:hAnsi="Times New Roman" w:cs="Times New Roman"/>
+          <w:sz w:val="24"/>
+          <w:szCs w:val="24"/>
+          <w:lang w:val="ru-RU"/>
+        </w:rPr>
+        <w:t xml:space="preserve"> это когда что-то интуитивно понятно без доп. комментариев). Но в той реальности, которая находится </w:t>
+      </w:r>
+      <w:r>
+        <w:rPr>
+          <w:rFonts w:ascii="Times New Roman" w:hAnsi="Times New Roman" w:cs="Times New Roman"/>
+          <w:i/>
+          <w:iCs/>
+          <w:sz w:val="24"/>
+          <w:szCs w:val="24"/>
+          <w:lang w:val="ru-RU"/>
+        </w:rPr>
+        <w:t>без наблюдателя</w:t>
+      </w:r>
+      <w:r>
+        <w:rPr>
+          <w:rFonts w:ascii="Times New Roman" w:hAnsi="Times New Roman" w:cs="Times New Roman"/>
+          <w:sz w:val="24"/>
+          <w:szCs w:val="24"/>
+          <w:lang w:val="ru-RU"/>
+        </w:rPr>
+        <w:t xml:space="preserve">, нужно выйти за пределы обыденной сознательности. </w:t>
+      </w:r>
+      <w:r>
+        <w:rPr>
+          <w:rFonts w:ascii="Times New Roman" w:hAnsi="Times New Roman" w:cs="Times New Roman"/>
+          <w:sz w:val="24"/>
+          <w:szCs w:val="24"/>
+          <w:lang w:val="ru-RU"/>
+        </w:rPr>
+        <w:t xml:space="preserve">Сложность состоит в том, что </w:t>
+      </w:r>
+      <w:r>
+        <w:rPr>
+          <w:rFonts w:ascii="Times New Roman" w:hAnsi="Times New Roman" w:cs="Times New Roman"/>
+          <w:sz w:val="24"/>
+          <w:szCs w:val="24"/>
+          <w:lang w:val="ru-RU"/>
+        </w:rPr>
+        <w:t xml:space="preserve">здравый смысл </w:t>
+      </w:r>
+      <w:r>
+        <w:rPr>
+          <w:rFonts w:ascii="Times New Roman" w:hAnsi="Times New Roman" w:cs="Times New Roman"/>
+          <w:sz w:val="24"/>
+          <w:szCs w:val="24"/>
+          <w:lang w:val="ru-RU"/>
+        </w:rPr>
+        <w:t xml:space="preserve">всегда </w:t>
+      </w:r>
+      <w:r>
+        <w:rPr>
+          <w:rFonts w:ascii="Times New Roman" w:hAnsi="Times New Roman" w:cs="Times New Roman"/>
+          <w:sz w:val="24"/>
+          <w:szCs w:val="24"/>
+          <w:lang w:val="ru-RU"/>
+        </w:rPr>
+        <w:t xml:space="preserve">стремится отрицать </w:t>
+      </w:r>
+      <w:proofErr w:type="spellStart"/>
+      <w:r>
+        <w:rPr>
+          <w:rFonts w:ascii="Times New Roman" w:hAnsi="Times New Roman" w:cs="Times New Roman"/>
+          <w:sz w:val="24"/>
+          <w:szCs w:val="24"/>
+          <w:lang w:val="ru-RU"/>
+        </w:rPr>
+        <w:t>контринтуитивные</w:t>
+      </w:r>
+      <w:proofErr w:type="spellEnd"/>
+      <w:r>
+        <w:rPr>
+          <w:rFonts w:ascii="Times New Roman" w:hAnsi="Times New Roman" w:cs="Times New Roman"/>
+          <w:sz w:val="24"/>
+          <w:szCs w:val="24"/>
+          <w:lang w:val="ru-RU"/>
+        </w:rPr>
+        <w:t xml:space="preserve"> выводы.</w:t>
       </w:r>
     </w:p>
     <w:p>
-      <w:r>
-        <w:rPr>
-          <w:i/>
-        </w:rPr>
-        <w:t>Второй такт философии заключается в несении выявленных противоречий в массы</w:t>
-      </w:r>
-      <w:r>
-        <w:t xml:space="preserve"> Так как философы того времени были маргиналами. Если всем всё равно на поставленные в первом такте вопросы, то нужно создать ситуацию, когда в них возникнет необходимость. На этом уроке будет выясняться, как создать такую ситуацию.</w:t>
+      <w:pPr>
+        <w:pStyle w:val="Heading2"/>
+        <w:rPr>
+          <w:lang w:val="ru-RU"/>
+        </w:rPr>
+      </w:pPr>
+      <w:r>
+        <w:rPr>
+          <w:lang w:val="ru-RU"/>
+        </w:rPr>
+        <w:t>Второй такт</w:t>
       </w:r>
     </w:p>
     <w:p>
-      <w:r>
-        <w:t>Повторяя предыдущий материал: одной из особенностей мифологического восприятия мира было то, что целью у людей было впадение в состояния какого-либо аффекта (как при игре на компьютере), а в частности — в состояние Эвдеймонии (ощущение соразмерности, ритмической упорядоченности жизни, которую организует раб). Средством для впадения в такие состояния является некое знание. Таким знанием обладал «мудрец». Раб обладал прикладным знанием, господин начал создавать теоретическое знание — знание о знании — знание второго уровня, формируя вопрос «что такое знание?». Пифагор, пытаясь дать ответ, ввел понятие соразмерности, но открыл иррациональные числа. Но в целом-то важно было бы обратить внимание на то, что обыденное сознание необоснованно игнорирует философские выводы, сделанные из обыденных знаний, ведь первое логически выведено из второго. Лучше всех на это обратил внимание Сократ. Он является вехой, ведь философов до него называют досократиками; обладатель одного из самых известных самоубийств. Источники Сократа: Платон (ранние диалоги), Ксенофонт (воспоминания о Сократе). Более достоверными являются воспоминания Ксенофонта. Несмотря на то, что это больше похоже на бесконечное морализаторство, на проповедь «мудреца», важным тут является не то, о чем говорит, но то, как он говорит. Он не дает инструкций, он задает вопросы. Он не ведет речей о бытии, реальности без наблюдателя и тп; он играет на поле противника, разговаривая об обыденных вещах. Метод, которым он пользуется, называется майевтикой. Сократ уподоблял себя в этом с повивальной бабкой, помогающей рождению правды через повивальное искусство вопросов. Даже в этом (так как сравнивать себя с женщиной в его время было не очень уважаемо) прослеживается его ирония: он себя как бы принижает. Майевтикой Сократ по сути задает один вопрос: почему ты так думаешь? В процессе майевтики наступает момент, когда собеседник приходит к полному незнанию. Таким образом были обнаружены прорехи даже в областях бытового знания. В своей обыденной жизни мы парим на верхнем уровне, но всего два-три вопроса про суть вещей приводят нас к бездне нижнего уровня — туда, где ничего не исследовано. Эта бездна на самом деле гораздо ближе к нам, чем кажется.</w:t>
+      <w:pPr>
+        <w:rPr>
+          <w:rFonts w:ascii="Times New Roman" w:hAnsi="Times New Roman" w:cs="Times New Roman"/>
+          <w:sz w:val="24"/>
+          <w:szCs w:val="24"/>
+          <w:lang w:val="ru-RU"/>
+        </w:rPr>
+      </w:pPr>
+      <w:r>
+        <w:rPr>
+          <w:rFonts w:ascii="Times New Roman" w:hAnsi="Times New Roman" w:cs="Times New Roman"/>
+          <w:iCs/>
+          <w:sz w:val="24"/>
+          <w:szCs w:val="24"/>
+          <w:lang w:val="ru-RU"/>
+        </w:rPr>
+        <w:t>Второй такт философии заключается в несении выявленных противоречий в массы</w:t>
+      </w:r>
+      <w:r>
+        <w:rPr>
+          <w:rFonts w:ascii="Times New Roman" w:hAnsi="Times New Roman" w:cs="Times New Roman"/>
+          <w:i/>
+          <w:sz w:val="24"/>
+          <w:szCs w:val="24"/>
+          <w:lang w:val="ru-RU"/>
+        </w:rPr>
+        <w:t xml:space="preserve">, </w:t>
+      </w:r>
+      <w:r>
+        <w:rPr>
+          <w:rFonts w:ascii="Times New Roman" w:hAnsi="Times New Roman" w:cs="Times New Roman"/>
+          <w:sz w:val="24"/>
+          <w:szCs w:val="24"/>
+          <w:lang w:val="ru-RU"/>
+        </w:rPr>
+        <w:t>т</w:t>
+      </w:r>
+      <w:r>
+        <w:rPr>
+          <w:rFonts w:ascii="Times New Roman" w:hAnsi="Times New Roman" w:cs="Times New Roman"/>
+          <w:sz w:val="24"/>
+          <w:szCs w:val="24"/>
+          <w:lang w:val="ru-RU"/>
+        </w:rPr>
+        <w:t>ак как философы того времени были маргиналами. Если</w:t>
+      </w:r>
+      <w:r>
+        <w:rPr>
+          <w:rFonts w:ascii="Times New Roman" w:hAnsi="Times New Roman" w:cs="Times New Roman"/>
+          <w:sz w:val="24"/>
+          <w:szCs w:val="24"/>
+          <w:lang w:val="ru-RU"/>
+        </w:rPr>
+        <w:t xml:space="preserve"> </w:t>
+      </w:r>
+      <w:r>
+        <w:rPr>
+          <w:rFonts w:ascii="Times New Roman" w:hAnsi="Times New Roman" w:cs="Times New Roman"/>
+          <w:sz w:val="24"/>
+          <w:szCs w:val="24"/>
+          <w:lang w:val="ru-RU"/>
+        </w:rPr>
+        <w:t>в первом такте</w:t>
+      </w:r>
+      <w:r>
+        <w:rPr>
+          <w:rFonts w:ascii="Times New Roman" w:hAnsi="Times New Roman" w:cs="Times New Roman"/>
+          <w:sz w:val="24"/>
+          <w:szCs w:val="24"/>
+          <w:lang w:val="ru-RU"/>
+        </w:rPr>
+        <w:t xml:space="preserve"> всем </w:t>
+      </w:r>
+      <w:r>
+        <w:rPr>
+          <w:rFonts w:ascii="Times New Roman" w:hAnsi="Times New Roman" w:cs="Times New Roman"/>
+          <w:sz w:val="24"/>
+          <w:szCs w:val="24"/>
+          <w:lang w:val="ru-RU"/>
+        </w:rPr>
+        <w:t xml:space="preserve">безразличны </w:t>
+      </w:r>
+      <w:r>
+        <w:rPr>
+          <w:rFonts w:ascii="Times New Roman" w:hAnsi="Times New Roman" w:cs="Times New Roman"/>
+          <w:sz w:val="24"/>
+          <w:szCs w:val="24"/>
+          <w:lang w:val="ru-RU"/>
+        </w:rPr>
+        <w:t>поставленные вопросы, то нужно создать ситуацию, когда в них возникнет необходимость.</w:t>
       </w:r>
     </w:p>
     <w:p>
-      <w:r>
-        <w:t xml:space="preserve">То, чего мы не находим, но то, к чему стремимся — это предельное основание. Когда Парменид и Гераклит моделировали реальность, они исходили из какой-то точки отсчета (что есть вечное целое неподвижное сферическое бытие; что есть бытие в вечном становлении), но никогда не ставили главный вопрос: почему бытие существует? Какое предельное основание их знания? Из какой точки они исходят, моделируя реальность? </w:t>
-      </w:r>
-      <w:r>
-        <w:rPr>
-          <w:i/>
-        </w:rPr>
-        <w:t>К этим же рассуждениям Сократ приводит людей через разговоры на бытовые темы</w:t>
-      </w:r>
-      <w:r>
-        <w:t>. С предельным основанием связан парадокс его бесконечности, потому что взяв любое предельное основание, придется объяснить, на каком основании данное основание является предельным.</w:t>
+      <w:pPr>
+        <w:pStyle w:val="Heading2"/>
+        <w:rPr>
+          <w:lang w:val="ru-RU"/>
+        </w:rPr>
+      </w:pPr>
+      <w:r>
+        <w:rPr>
+          <w:lang w:val="ru-RU"/>
+        </w:rPr>
+        <w:t>К</w:t>
+      </w:r>
+      <w:r>
+        <w:rPr>
+          <w:lang w:val="ru-RU"/>
+        </w:rPr>
+        <w:t xml:space="preserve">ак </w:t>
+      </w:r>
+      <w:r>
+        <w:rPr>
+          <w:lang w:val="ru-RU"/>
+        </w:rPr>
+        <w:t>обратить внимание на важные вопросы</w:t>
       </w:r>
     </w:p>
     <w:p>
-      <w:r>
-        <w:t>Столкнувшись с парадоксом предельного основания возникают два пути:</w:t>
+      <w:pPr>
+        <w:pStyle w:val="Heading3"/>
+        <w:rPr>
+          <w:lang w:val="ru-RU"/>
+        </w:rPr>
+      </w:pPr>
+      <w:r>
+        <w:rPr>
+          <w:lang w:val="ru-RU"/>
+        </w:rPr>
+        <w:t>Повторяя предыдущий материал</w:t>
+      </w:r>
+    </w:p>
+    <w:p>
+      <w:pPr>
+        <w:rPr>
+          <w:rFonts w:ascii="Times New Roman" w:hAnsi="Times New Roman" w:cs="Times New Roman"/>
+          <w:sz w:val="24"/>
+          <w:szCs w:val="24"/>
+          <w:lang w:val="ru-RU"/>
+        </w:rPr>
+      </w:pPr>
+      <w:r>
+        <w:rPr>
+          <w:rFonts w:ascii="Times New Roman" w:hAnsi="Times New Roman" w:cs="Times New Roman"/>
+          <w:sz w:val="24"/>
+          <w:szCs w:val="24"/>
+          <w:lang w:val="ru-RU"/>
+        </w:rPr>
+        <w:t>О</w:t>
+      </w:r>
+      <w:r>
+        <w:rPr>
+          <w:rFonts w:ascii="Times New Roman" w:hAnsi="Times New Roman" w:cs="Times New Roman"/>
+          <w:sz w:val="24"/>
+          <w:szCs w:val="24"/>
+          <w:lang w:val="ru-RU"/>
+        </w:rPr>
+        <w:t>дной из особенностей мифологического восприятия мира было то, что целью у людей было впадение в состояния какого-либо аффекта</w:t>
+      </w:r>
+      <w:r>
+        <w:rPr>
+          <w:rFonts w:ascii="Times New Roman" w:hAnsi="Times New Roman" w:cs="Times New Roman"/>
+          <w:sz w:val="24"/>
+          <w:szCs w:val="24"/>
+          <w:lang w:val="ru-RU"/>
+        </w:rPr>
+        <w:t xml:space="preserve">, буквально </w:t>
+      </w:r>
+      <w:r>
+        <w:rPr>
+          <w:rFonts w:ascii="Times New Roman" w:hAnsi="Times New Roman" w:cs="Times New Roman"/>
+          <w:sz w:val="24"/>
+          <w:szCs w:val="24"/>
+          <w:lang w:val="ru-RU"/>
+        </w:rPr>
+        <w:t xml:space="preserve">как при игре на компьютере, а в частности — в состояние </w:t>
+      </w:r>
+      <w:proofErr w:type="spellStart"/>
+      <w:r>
+        <w:rPr>
+          <w:rFonts w:ascii="Times New Roman" w:hAnsi="Times New Roman" w:cs="Times New Roman"/>
+          <w:i/>
+          <w:iCs/>
+          <w:sz w:val="24"/>
+          <w:szCs w:val="24"/>
+          <w:lang w:val="ru-RU"/>
+        </w:rPr>
+        <w:t>э</w:t>
+      </w:r>
+      <w:r>
+        <w:rPr>
+          <w:rFonts w:ascii="Times New Roman" w:hAnsi="Times New Roman" w:cs="Times New Roman"/>
+          <w:i/>
+          <w:iCs/>
+          <w:sz w:val="24"/>
+          <w:szCs w:val="24"/>
+          <w:lang w:val="ru-RU"/>
+        </w:rPr>
+        <w:t>вдеймонии</w:t>
+      </w:r>
+      <w:proofErr w:type="spellEnd"/>
+      <w:r>
+        <w:rPr>
+          <w:rFonts w:ascii="Times New Roman" w:hAnsi="Times New Roman" w:cs="Times New Roman"/>
+          <w:sz w:val="24"/>
+          <w:szCs w:val="24"/>
+          <w:lang w:val="ru-RU"/>
+        </w:rPr>
+        <w:t xml:space="preserve"> (ощущение соразмерности, ритмической упорядоченности жизни, которую </w:t>
+      </w:r>
+      <w:r>
+        <w:rPr>
+          <w:rFonts w:ascii="Times New Roman" w:hAnsi="Times New Roman" w:cs="Times New Roman"/>
+          <w:sz w:val="24"/>
+          <w:szCs w:val="24"/>
+          <w:lang w:val="ru-RU"/>
+        </w:rPr>
+        <w:t>раб</w:t>
+      </w:r>
+      <w:r>
+        <w:rPr>
+          <w:rFonts w:ascii="Times New Roman" w:hAnsi="Times New Roman" w:cs="Times New Roman"/>
+          <w:sz w:val="24"/>
+          <w:szCs w:val="24"/>
+          <w:lang w:val="ru-RU"/>
+        </w:rPr>
+        <w:t xml:space="preserve"> </w:t>
+      </w:r>
+      <w:r>
+        <w:rPr>
+          <w:rFonts w:ascii="Times New Roman" w:hAnsi="Times New Roman" w:cs="Times New Roman"/>
+          <w:sz w:val="24"/>
+          <w:szCs w:val="24"/>
+          <w:lang w:val="ru-RU"/>
+        </w:rPr>
+        <w:t>организует</w:t>
+      </w:r>
+      <w:r>
+        <w:rPr>
+          <w:rFonts w:ascii="Times New Roman" w:hAnsi="Times New Roman" w:cs="Times New Roman"/>
+          <w:sz w:val="24"/>
+          <w:szCs w:val="24"/>
+          <w:lang w:val="ru-RU"/>
+        </w:rPr>
+        <w:t xml:space="preserve"> господину</w:t>
+      </w:r>
+      <w:r>
+        <w:rPr>
+          <w:rFonts w:ascii="Times New Roman" w:hAnsi="Times New Roman" w:cs="Times New Roman"/>
+          <w:sz w:val="24"/>
+          <w:szCs w:val="24"/>
+          <w:lang w:val="ru-RU"/>
+        </w:rPr>
+        <w:t xml:space="preserve">). Средством для впадения в такие состояния является некое знание. Таким знанием обладал «мудрец». Раб обладал </w:t>
+      </w:r>
+      <w:r>
+        <w:rPr>
+          <w:rFonts w:ascii="Times New Roman" w:hAnsi="Times New Roman" w:cs="Times New Roman"/>
+          <w:sz w:val="24"/>
+          <w:szCs w:val="24"/>
+          <w:lang w:val="ru-RU"/>
+        </w:rPr>
+        <w:t xml:space="preserve">только </w:t>
+      </w:r>
+      <w:r>
+        <w:rPr>
+          <w:rFonts w:ascii="Times New Roman" w:hAnsi="Times New Roman" w:cs="Times New Roman"/>
+          <w:sz w:val="24"/>
+          <w:szCs w:val="24"/>
+          <w:lang w:val="ru-RU"/>
+        </w:rPr>
+        <w:t xml:space="preserve">прикладным знанием, господин </w:t>
+      </w:r>
+      <w:r>
+        <w:rPr>
+          <w:rFonts w:ascii="Times New Roman" w:hAnsi="Times New Roman" w:cs="Times New Roman"/>
+          <w:sz w:val="24"/>
+          <w:szCs w:val="24"/>
+          <w:lang w:val="ru-RU"/>
+        </w:rPr>
+        <w:t xml:space="preserve">же </w:t>
+      </w:r>
+      <w:r>
+        <w:rPr>
+          <w:rFonts w:ascii="Times New Roman" w:hAnsi="Times New Roman" w:cs="Times New Roman"/>
+          <w:sz w:val="24"/>
+          <w:szCs w:val="24"/>
+          <w:lang w:val="ru-RU"/>
+        </w:rPr>
+        <w:t xml:space="preserve">начал создавать теоретическое знание — знание о знании — </w:t>
+      </w:r>
+      <w:r>
+        <w:rPr>
+          <w:rFonts w:ascii="Times New Roman" w:hAnsi="Times New Roman" w:cs="Times New Roman"/>
+          <w:i/>
+          <w:iCs/>
+          <w:sz w:val="24"/>
+          <w:szCs w:val="24"/>
+          <w:lang w:val="ru-RU"/>
+        </w:rPr>
+        <w:t>знание второго уровня</w:t>
+      </w:r>
+      <w:r>
+        <w:rPr>
+          <w:rFonts w:ascii="Times New Roman" w:hAnsi="Times New Roman" w:cs="Times New Roman"/>
+          <w:sz w:val="24"/>
+          <w:szCs w:val="24"/>
+          <w:lang w:val="ru-RU"/>
+        </w:rPr>
+        <w:t xml:space="preserve">, формируя вопрос </w:t>
+      </w:r>
+      <w:r>
+        <w:rPr>
+          <w:rFonts w:ascii="Times New Roman" w:hAnsi="Times New Roman" w:cs="Times New Roman"/>
+          <w:sz w:val="24"/>
+          <w:szCs w:val="24"/>
+          <w:u w:val="single"/>
+          <w:lang w:val="ru-RU"/>
+        </w:rPr>
+        <w:t>что такое знание?</w:t>
+      </w:r>
+    </w:p>
+    <w:p>
+      <w:pPr>
+        <w:rPr>
+          <w:rFonts w:ascii="Times New Roman" w:hAnsi="Times New Roman" w:cs="Times New Roman"/>
+          <w:sz w:val="24"/>
+          <w:szCs w:val="24"/>
+          <w:lang w:val="ru-RU"/>
+        </w:rPr>
+      </w:pPr>
+      <w:r>
+        <w:rPr>
+          <w:rFonts w:ascii="Times New Roman" w:hAnsi="Times New Roman" w:cs="Times New Roman"/>
+          <w:sz w:val="24"/>
+          <w:szCs w:val="24"/>
+          <w:lang w:val="ru-RU"/>
+        </w:rPr>
+        <w:t xml:space="preserve">Пифагор, пытаясь дать ответ, ввел понятие </w:t>
+      </w:r>
+      <w:r>
+        <w:rPr>
+          <w:rFonts w:ascii="Times New Roman" w:hAnsi="Times New Roman" w:cs="Times New Roman"/>
+          <w:i/>
+          <w:iCs/>
+          <w:sz w:val="24"/>
+          <w:szCs w:val="24"/>
+          <w:lang w:val="ru-RU"/>
+        </w:rPr>
+        <w:t>соразмерности</w:t>
+      </w:r>
+      <w:r>
+        <w:rPr>
+          <w:rFonts w:ascii="Times New Roman" w:hAnsi="Times New Roman" w:cs="Times New Roman"/>
+          <w:sz w:val="24"/>
+          <w:szCs w:val="24"/>
+          <w:lang w:val="ru-RU"/>
+        </w:rPr>
+        <w:t>, но открыл иррациональные числа. Но в целом-то важно было бы обратить внимание на то, что обыденное сознание необоснованно игнорирует философские выводы, сделанные из обыденных знаний, ведь первое логически выведено из второго.</w:t>
+      </w:r>
+    </w:p>
+    <w:p>
+      <w:pPr>
+        <w:pStyle w:val="Heading2"/>
+        <w:rPr>
+          <w:lang w:val="ru-RU"/>
+        </w:rPr>
+      </w:pPr>
+      <w:r>
+        <w:rPr>
+          <w:lang w:val="ru-RU"/>
+        </w:rPr>
+        <w:t>Фигура Сократа</w:t>
+      </w:r>
+    </w:p>
+    <w:p>
+      <w:pPr>
+        <w:rPr>
+          <w:rFonts w:ascii="Times New Roman" w:hAnsi="Times New Roman" w:cs="Times New Roman"/>
+          <w:sz w:val="24"/>
+          <w:szCs w:val="24"/>
+          <w:lang w:val="ru-RU"/>
+        </w:rPr>
+      </w:pPr>
+      <w:r>
+        <w:rPr>
+          <w:rFonts w:ascii="Times New Roman" w:hAnsi="Times New Roman" w:cs="Times New Roman"/>
+          <w:sz w:val="24"/>
+          <w:szCs w:val="24"/>
+          <w:lang w:val="ru-RU"/>
+        </w:rPr>
+        <w:t>Лучше всех на это обратил внимание Сократ. О</w:t>
+      </w:r>
+      <w:r>
+        <w:rPr>
+          <w:rFonts w:ascii="Times New Roman" w:hAnsi="Times New Roman" w:cs="Times New Roman"/>
+          <w:sz w:val="24"/>
+          <w:szCs w:val="24"/>
+          <w:lang w:val="ru-RU"/>
+        </w:rPr>
+        <w:t xml:space="preserve"> масштабе его личности достаточно сказать то, что о</w:t>
+      </w:r>
+      <w:r>
+        <w:rPr>
+          <w:rFonts w:ascii="Times New Roman" w:hAnsi="Times New Roman" w:cs="Times New Roman"/>
+          <w:sz w:val="24"/>
+          <w:szCs w:val="24"/>
+          <w:lang w:val="ru-RU"/>
+        </w:rPr>
+        <w:t xml:space="preserve">н является вехой, ведь философов до него называют </w:t>
+      </w:r>
+      <w:proofErr w:type="spellStart"/>
+      <w:r>
+        <w:rPr>
+          <w:rFonts w:ascii="Times New Roman" w:hAnsi="Times New Roman" w:cs="Times New Roman"/>
+          <w:sz w:val="24"/>
+          <w:szCs w:val="24"/>
+          <w:lang w:val="ru-RU"/>
+        </w:rPr>
+        <w:t>досократиками</w:t>
+      </w:r>
+      <w:proofErr w:type="spellEnd"/>
+      <w:r>
+        <w:rPr>
+          <w:rFonts w:ascii="Times New Roman" w:hAnsi="Times New Roman" w:cs="Times New Roman"/>
+          <w:sz w:val="24"/>
+          <w:szCs w:val="24"/>
+          <w:lang w:val="ru-RU"/>
+        </w:rPr>
+        <w:t xml:space="preserve">; </w:t>
+      </w:r>
+      <w:r>
+        <w:rPr>
+          <w:rFonts w:ascii="Times New Roman" w:hAnsi="Times New Roman" w:cs="Times New Roman"/>
+          <w:sz w:val="24"/>
+          <w:szCs w:val="24"/>
+          <w:lang w:val="ru-RU"/>
+        </w:rPr>
+        <w:t xml:space="preserve">он также является </w:t>
+      </w:r>
+      <w:r>
+        <w:rPr>
+          <w:rFonts w:ascii="Times New Roman" w:hAnsi="Times New Roman" w:cs="Times New Roman"/>
+          <w:sz w:val="24"/>
+          <w:szCs w:val="24"/>
+          <w:lang w:val="ru-RU"/>
+        </w:rPr>
+        <w:t>обладате</w:t>
+      </w:r>
+      <w:r>
+        <w:rPr>
+          <w:rFonts w:ascii="Times New Roman" w:hAnsi="Times New Roman" w:cs="Times New Roman"/>
+          <w:sz w:val="24"/>
+          <w:szCs w:val="24"/>
+          <w:lang w:val="ru-RU"/>
+        </w:rPr>
+        <w:t xml:space="preserve">лем </w:t>
+      </w:r>
+      <w:r>
+        <w:rPr>
+          <w:rFonts w:ascii="Times New Roman" w:hAnsi="Times New Roman" w:cs="Times New Roman"/>
+          <w:sz w:val="24"/>
+          <w:szCs w:val="24"/>
+          <w:lang w:val="ru-RU"/>
+        </w:rPr>
+        <w:t>одного из самых известных самоубийств.</w:t>
+      </w:r>
+      <w:r>
+        <w:rPr>
+          <w:rFonts w:ascii="Times New Roman" w:hAnsi="Times New Roman" w:cs="Times New Roman"/>
+          <w:sz w:val="24"/>
+          <w:szCs w:val="24"/>
+          <w:lang w:val="ru-RU"/>
+        </w:rPr>
+        <w:t xml:space="preserve"> Так как сам Сократ за собой ничего не записывал, мы имеем несколько его источников:</w:t>
+      </w:r>
+    </w:p>
+    <w:p>
+      <w:pPr>
+        <w:pStyle w:val="ListParagraph"/>
+        <w:numPr>
+          <w:ilvl w:val="0"/>
+          <w:numId w:val="14"/>
+        </w:numPr>
+        <w:rPr>
+          <w:rFonts w:ascii="Times New Roman" w:hAnsi="Times New Roman" w:cs="Times New Roman"/>
+          <w:sz w:val="24"/>
+          <w:szCs w:val="24"/>
+          <w:lang w:val="ru-RU"/>
+        </w:rPr>
+      </w:pPr>
+      <w:r>
+        <w:rPr>
+          <w:rFonts w:ascii="Times New Roman" w:hAnsi="Times New Roman" w:cs="Times New Roman"/>
+          <w:sz w:val="24"/>
+          <w:szCs w:val="24"/>
+          <w:lang w:val="ru-RU"/>
+        </w:rPr>
+        <w:t>Платон (ранние диалоги)</w:t>
+      </w:r>
+    </w:p>
+    <w:p>
+      <w:pPr>
+        <w:pStyle w:val="ListParagraph"/>
+        <w:numPr>
+          <w:ilvl w:val="0"/>
+          <w:numId w:val="14"/>
+        </w:numPr>
+        <w:rPr>
+          <w:rFonts w:ascii="Times New Roman" w:hAnsi="Times New Roman" w:cs="Times New Roman"/>
+          <w:sz w:val="24"/>
+          <w:szCs w:val="24"/>
+          <w:lang w:val="ru-RU"/>
+        </w:rPr>
+      </w:pPr>
+      <w:r>
+        <w:rPr>
+          <w:rFonts w:ascii="Times New Roman" w:hAnsi="Times New Roman" w:cs="Times New Roman"/>
+          <w:sz w:val="24"/>
+          <w:szCs w:val="24"/>
+          <w:lang w:val="ru-RU"/>
+        </w:rPr>
+        <w:t>Ксенофонт (воспоминания о Сократе)</w:t>
+      </w:r>
+    </w:p>
+    <w:p>
+      <w:pPr>
+        <w:rPr>
+          <w:rFonts w:ascii="Times New Roman" w:hAnsi="Times New Roman" w:cs="Times New Roman"/>
+          <w:sz w:val="24"/>
+          <w:szCs w:val="24"/>
+          <w:lang w:val="ru-RU"/>
+        </w:rPr>
+      </w:pPr>
+      <w:r>
+        <w:rPr>
+          <w:rFonts w:ascii="Times New Roman" w:hAnsi="Times New Roman" w:cs="Times New Roman"/>
+          <w:sz w:val="24"/>
+          <w:szCs w:val="24"/>
+          <w:lang w:val="ru-RU"/>
+        </w:rPr>
+        <w:t>Более достоверными являются воспоминания Ксенофонта.</w:t>
+      </w:r>
+    </w:p>
+    <w:p>
+      <w:pPr>
+        <w:pStyle w:val="Heading3"/>
+        <w:rPr>
+          <w:lang w:val="ru-RU"/>
+        </w:rPr>
+      </w:pPr>
+      <w:r>
+        <w:rPr>
+          <w:lang w:val="ru-RU"/>
+        </w:rPr>
+        <w:t>Как понимать Сократа</w:t>
+      </w:r>
+    </w:p>
+    <w:p>
+      <w:pPr>
+        <w:rPr>
+          <w:rFonts w:ascii="Times New Roman" w:hAnsi="Times New Roman" w:cs="Times New Roman"/>
+          <w:sz w:val="24"/>
+          <w:szCs w:val="24"/>
+          <w:lang w:val="ru-RU"/>
+        </w:rPr>
+      </w:pPr>
+      <w:r>
+        <w:rPr>
+          <w:rFonts w:ascii="Times New Roman" w:hAnsi="Times New Roman" w:cs="Times New Roman"/>
+          <w:sz w:val="24"/>
+          <w:szCs w:val="24"/>
+          <w:lang w:val="ru-RU"/>
+        </w:rPr>
+        <w:t>В целом философия Сократа</w:t>
+      </w:r>
+      <w:r>
+        <w:rPr>
+          <w:rFonts w:ascii="Times New Roman" w:hAnsi="Times New Roman" w:cs="Times New Roman"/>
+          <w:sz w:val="24"/>
+          <w:szCs w:val="24"/>
+          <w:lang w:val="ru-RU"/>
+        </w:rPr>
+        <w:t xml:space="preserve"> больше похоже на бесконечное морализаторство, на проповедь «мудреца»</w:t>
+      </w:r>
+      <w:r>
+        <w:rPr>
+          <w:rFonts w:ascii="Times New Roman" w:hAnsi="Times New Roman" w:cs="Times New Roman"/>
+          <w:sz w:val="24"/>
+          <w:szCs w:val="24"/>
+          <w:lang w:val="ru-RU"/>
+        </w:rPr>
+        <w:t>.</w:t>
+      </w:r>
+      <w:r>
+        <w:rPr>
+          <w:rFonts w:ascii="Times New Roman" w:hAnsi="Times New Roman" w:cs="Times New Roman"/>
+          <w:sz w:val="24"/>
+          <w:szCs w:val="24"/>
+          <w:lang w:val="ru-RU"/>
+        </w:rPr>
+        <w:t xml:space="preserve"> </w:t>
+      </w:r>
+      <w:r>
+        <w:rPr>
+          <w:rFonts w:ascii="Times New Roman" w:hAnsi="Times New Roman" w:cs="Times New Roman"/>
+          <w:sz w:val="24"/>
+          <w:szCs w:val="24"/>
+          <w:lang w:val="ru-RU"/>
+        </w:rPr>
+        <w:t xml:space="preserve">Но </w:t>
+      </w:r>
+      <w:r>
+        <w:rPr>
+          <w:rFonts w:ascii="Times New Roman" w:hAnsi="Times New Roman" w:cs="Times New Roman"/>
+          <w:sz w:val="24"/>
+          <w:szCs w:val="24"/>
+          <w:lang w:val="ru-RU"/>
+        </w:rPr>
+        <w:t xml:space="preserve">важным </w:t>
+      </w:r>
+      <w:r>
+        <w:rPr>
+          <w:rFonts w:ascii="Times New Roman" w:hAnsi="Times New Roman" w:cs="Times New Roman"/>
+          <w:sz w:val="24"/>
+          <w:szCs w:val="24"/>
+          <w:lang w:val="ru-RU"/>
+        </w:rPr>
+        <w:t>в его философии</w:t>
+      </w:r>
+      <w:r>
+        <w:rPr>
+          <w:rFonts w:ascii="Times New Roman" w:hAnsi="Times New Roman" w:cs="Times New Roman"/>
+          <w:sz w:val="24"/>
+          <w:szCs w:val="24"/>
+          <w:lang w:val="ru-RU"/>
+        </w:rPr>
+        <w:t xml:space="preserve"> является не то, о чем </w:t>
+      </w:r>
+      <w:r>
+        <w:rPr>
+          <w:rFonts w:ascii="Times New Roman" w:hAnsi="Times New Roman" w:cs="Times New Roman"/>
+          <w:sz w:val="24"/>
+          <w:szCs w:val="24"/>
+          <w:lang w:val="ru-RU"/>
+        </w:rPr>
+        <w:t xml:space="preserve">он </w:t>
+      </w:r>
+      <w:r>
+        <w:rPr>
+          <w:rFonts w:ascii="Times New Roman" w:hAnsi="Times New Roman" w:cs="Times New Roman"/>
+          <w:sz w:val="24"/>
+          <w:szCs w:val="24"/>
+          <w:lang w:val="ru-RU"/>
+        </w:rPr>
+        <w:t xml:space="preserve">говорит, но то, </w:t>
+      </w:r>
+      <w:r>
+        <w:rPr>
+          <w:rFonts w:ascii="Times New Roman" w:hAnsi="Times New Roman" w:cs="Times New Roman"/>
+          <w:b/>
+          <w:bCs/>
+          <w:sz w:val="24"/>
+          <w:szCs w:val="24"/>
+          <w:lang w:val="ru-RU"/>
+        </w:rPr>
+        <w:t>как он говорит</w:t>
+      </w:r>
+      <w:r>
+        <w:rPr>
+          <w:rFonts w:ascii="Times New Roman" w:hAnsi="Times New Roman" w:cs="Times New Roman"/>
+          <w:sz w:val="24"/>
+          <w:szCs w:val="24"/>
+          <w:lang w:val="ru-RU"/>
+        </w:rPr>
+        <w:t xml:space="preserve">. </w:t>
+      </w:r>
+      <w:r>
+        <w:rPr>
+          <w:rFonts w:ascii="Times New Roman" w:hAnsi="Times New Roman" w:cs="Times New Roman"/>
+          <w:sz w:val="24"/>
+          <w:szCs w:val="24"/>
+          <w:lang w:val="ru-RU"/>
+        </w:rPr>
+        <w:t>Сократ</w:t>
+      </w:r>
+      <w:r>
+        <w:rPr>
+          <w:rFonts w:ascii="Times New Roman" w:hAnsi="Times New Roman" w:cs="Times New Roman"/>
+          <w:sz w:val="24"/>
+          <w:szCs w:val="24"/>
+          <w:lang w:val="ru-RU"/>
+        </w:rPr>
+        <w:t xml:space="preserve"> не дает инструкций, он задает вопросы. Он не ведет речей о </w:t>
+      </w:r>
+      <w:r>
+        <w:rPr>
+          <w:rFonts w:ascii="Times New Roman" w:hAnsi="Times New Roman" w:cs="Times New Roman"/>
+          <w:i/>
+          <w:iCs/>
+          <w:sz w:val="24"/>
+          <w:szCs w:val="24"/>
+          <w:lang w:val="ru-RU"/>
+        </w:rPr>
+        <w:t>бытии</w:t>
+      </w:r>
+      <w:r>
+        <w:rPr>
+          <w:rFonts w:ascii="Times New Roman" w:hAnsi="Times New Roman" w:cs="Times New Roman"/>
+          <w:sz w:val="24"/>
+          <w:szCs w:val="24"/>
+          <w:lang w:val="ru-RU"/>
+        </w:rPr>
+        <w:t xml:space="preserve">, реальности без наблюдателя и </w:t>
+      </w:r>
+      <w:proofErr w:type="spellStart"/>
+      <w:r>
+        <w:rPr>
+          <w:rFonts w:ascii="Times New Roman" w:hAnsi="Times New Roman" w:cs="Times New Roman"/>
+          <w:sz w:val="24"/>
+          <w:szCs w:val="24"/>
+          <w:lang w:val="ru-RU"/>
+        </w:rPr>
+        <w:t>тп</w:t>
+      </w:r>
+      <w:proofErr w:type="spellEnd"/>
+      <w:r>
+        <w:rPr>
+          <w:rFonts w:ascii="Times New Roman" w:hAnsi="Times New Roman" w:cs="Times New Roman"/>
+          <w:sz w:val="24"/>
+          <w:szCs w:val="24"/>
+          <w:lang w:val="ru-RU"/>
+        </w:rPr>
+        <w:t xml:space="preserve">; он играет на поле противника, разговаривая об обыденных вещах. Метод, которым он пользуется, называется </w:t>
+      </w:r>
+      <w:proofErr w:type="spellStart"/>
+      <w:r>
+        <w:rPr>
+          <w:rFonts w:ascii="Times New Roman" w:hAnsi="Times New Roman" w:cs="Times New Roman"/>
+          <w:b/>
+          <w:bCs/>
+          <w:sz w:val="24"/>
+          <w:szCs w:val="24"/>
+          <w:lang w:val="ru-RU"/>
+        </w:rPr>
+        <w:t>майевтикой</w:t>
+      </w:r>
+      <w:proofErr w:type="spellEnd"/>
+      <w:r>
+        <w:rPr>
+          <w:rFonts w:ascii="Times New Roman" w:hAnsi="Times New Roman" w:cs="Times New Roman"/>
+          <w:sz w:val="24"/>
+          <w:szCs w:val="24"/>
+          <w:lang w:val="ru-RU"/>
+        </w:rPr>
+        <w:t>.</w:t>
+      </w:r>
+    </w:p>
+    <w:p>
+      <w:pPr>
+        <w:pStyle w:val="Quote"/>
+        <w:rPr>
+          <w:lang w:val="ru-RU"/>
+        </w:rPr>
+      </w:pPr>
+      <w:r>
+        <w:rPr>
+          <w:lang w:val="ru-RU"/>
+        </w:rPr>
+        <w:lastRenderedPageBreak/>
+        <w:t>Сократ уподоблял себя в этом с повивальной бабкой, помогающей рождению правды через повивальное искусство вопросов. Даже в этом (так как сравнивать себя с женщиной в его время было не очень уважаемо) прослеживается его ирония: он себя как бы принижает.</w:t>
+      </w:r>
+    </w:p>
+    <w:p>
+      <w:pPr>
+        <w:rPr>
+          <w:rFonts w:ascii="Times New Roman" w:hAnsi="Times New Roman" w:cs="Times New Roman"/>
+          <w:sz w:val="24"/>
+          <w:szCs w:val="24"/>
+          <w:lang w:val="ru-RU"/>
+        </w:rPr>
+      </w:pPr>
+      <w:r>
+        <w:rPr>
+          <w:rFonts w:ascii="Times New Roman" w:hAnsi="Times New Roman" w:cs="Times New Roman"/>
+          <w:sz w:val="24"/>
+          <w:szCs w:val="24"/>
+          <w:lang w:val="ru-RU"/>
+        </w:rPr>
+        <w:t xml:space="preserve">Своей </w:t>
+      </w:r>
+      <w:proofErr w:type="spellStart"/>
+      <w:r>
+        <w:rPr>
+          <w:rFonts w:ascii="Times New Roman" w:hAnsi="Times New Roman" w:cs="Times New Roman"/>
+          <w:sz w:val="24"/>
+          <w:szCs w:val="24"/>
+          <w:lang w:val="ru-RU"/>
+        </w:rPr>
+        <w:t>м</w:t>
+      </w:r>
+      <w:r>
+        <w:rPr>
+          <w:rFonts w:ascii="Times New Roman" w:hAnsi="Times New Roman" w:cs="Times New Roman"/>
+          <w:sz w:val="24"/>
+          <w:szCs w:val="24"/>
+          <w:lang w:val="ru-RU"/>
+        </w:rPr>
+        <w:t>айевтикой</w:t>
+      </w:r>
+      <w:proofErr w:type="spellEnd"/>
+      <w:r>
+        <w:rPr>
+          <w:rFonts w:ascii="Times New Roman" w:hAnsi="Times New Roman" w:cs="Times New Roman"/>
+          <w:sz w:val="24"/>
+          <w:szCs w:val="24"/>
+          <w:lang w:val="ru-RU"/>
+        </w:rPr>
+        <w:t xml:space="preserve"> </w:t>
+      </w:r>
+      <w:r>
+        <w:rPr>
+          <w:rFonts w:ascii="Times New Roman" w:hAnsi="Times New Roman" w:cs="Times New Roman"/>
+          <w:sz w:val="24"/>
+          <w:szCs w:val="24"/>
+          <w:lang w:val="ru-RU"/>
+        </w:rPr>
+        <w:t xml:space="preserve">на каждый ответ оппонента </w:t>
+      </w:r>
+      <w:r>
+        <w:rPr>
+          <w:rFonts w:ascii="Times New Roman" w:hAnsi="Times New Roman" w:cs="Times New Roman"/>
+          <w:sz w:val="24"/>
+          <w:szCs w:val="24"/>
+          <w:lang w:val="ru-RU"/>
+        </w:rPr>
+        <w:t xml:space="preserve">Сократ по сути задает один вопрос: </w:t>
+      </w:r>
+      <w:r>
+        <w:rPr>
+          <w:rFonts w:ascii="Times New Roman" w:hAnsi="Times New Roman" w:cs="Times New Roman"/>
+          <w:i/>
+          <w:iCs/>
+          <w:sz w:val="24"/>
+          <w:szCs w:val="24"/>
+          <w:lang w:val="ru-RU"/>
+        </w:rPr>
+        <w:t>почему ты так думаешь</w:t>
+      </w:r>
+      <w:r>
+        <w:rPr>
+          <w:rFonts w:ascii="Times New Roman" w:hAnsi="Times New Roman" w:cs="Times New Roman"/>
+          <w:sz w:val="24"/>
+          <w:szCs w:val="24"/>
+          <w:lang w:val="ru-RU"/>
+        </w:rPr>
+        <w:t xml:space="preserve">? В процессе </w:t>
+      </w:r>
+      <w:proofErr w:type="spellStart"/>
+      <w:r>
+        <w:rPr>
+          <w:rFonts w:ascii="Times New Roman" w:hAnsi="Times New Roman" w:cs="Times New Roman"/>
+          <w:sz w:val="24"/>
+          <w:szCs w:val="24"/>
+          <w:lang w:val="ru-RU"/>
+        </w:rPr>
+        <w:t>майевтики</w:t>
+      </w:r>
+      <w:proofErr w:type="spellEnd"/>
+      <w:r>
+        <w:rPr>
+          <w:rFonts w:ascii="Times New Roman" w:hAnsi="Times New Roman" w:cs="Times New Roman"/>
+          <w:sz w:val="24"/>
+          <w:szCs w:val="24"/>
+          <w:lang w:val="ru-RU"/>
+        </w:rPr>
+        <w:t xml:space="preserve"> наступает момент, когда собеседник приходит к полному незнанию. Таким образом </w:t>
+      </w:r>
+      <w:r>
+        <w:rPr>
+          <w:rFonts w:ascii="Times New Roman" w:hAnsi="Times New Roman" w:cs="Times New Roman"/>
+          <w:sz w:val="24"/>
+          <w:szCs w:val="24"/>
+          <w:lang w:val="ru-RU"/>
+        </w:rPr>
+        <w:t>Сократ через обычные разговоры</w:t>
+      </w:r>
+      <w:r>
+        <w:rPr>
+          <w:rFonts w:ascii="Times New Roman" w:hAnsi="Times New Roman" w:cs="Times New Roman"/>
+          <w:sz w:val="24"/>
+          <w:szCs w:val="24"/>
+          <w:lang w:val="ru-RU"/>
+        </w:rPr>
+        <w:t xml:space="preserve"> </w:t>
+      </w:r>
+      <w:r>
+        <w:rPr>
+          <w:rFonts w:ascii="Times New Roman" w:hAnsi="Times New Roman" w:cs="Times New Roman"/>
+          <w:sz w:val="24"/>
+          <w:szCs w:val="24"/>
+          <w:lang w:val="ru-RU"/>
+        </w:rPr>
+        <w:t xml:space="preserve">выводит на </w:t>
+      </w:r>
+      <w:r>
+        <w:rPr>
+          <w:rFonts w:ascii="Times New Roman" w:hAnsi="Times New Roman" w:cs="Times New Roman"/>
+          <w:sz w:val="24"/>
+          <w:szCs w:val="24"/>
+          <w:lang w:val="ru-RU"/>
+        </w:rPr>
+        <w:t>обнаруже</w:t>
+      </w:r>
+      <w:r>
+        <w:rPr>
+          <w:rFonts w:ascii="Times New Roman" w:hAnsi="Times New Roman" w:cs="Times New Roman"/>
+          <w:sz w:val="24"/>
+          <w:szCs w:val="24"/>
+          <w:lang w:val="ru-RU"/>
+        </w:rPr>
+        <w:t xml:space="preserve">ние </w:t>
+      </w:r>
+      <w:r>
+        <w:rPr>
+          <w:rFonts w:ascii="Times New Roman" w:hAnsi="Times New Roman" w:cs="Times New Roman"/>
+          <w:sz w:val="24"/>
+          <w:szCs w:val="24"/>
+          <w:lang w:val="ru-RU"/>
+        </w:rPr>
+        <w:t xml:space="preserve">прорех даже в областях бытового знания. </w:t>
+      </w:r>
+      <w:r>
+        <w:rPr>
+          <w:rFonts w:ascii="Times New Roman" w:hAnsi="Times New Roman" w:cs="Times New Roman"/>
+          <w:sz w:val="24"/>
+          <w:szCs w:val="24"/>
+          <w:lang w:val="ru-RU"/>
+        </w:rPr>
+        <w:t xml:space="preserve">Мы все до сих пор </w:t>
+      </w:r>
+      <w:r>
+        <w:rPr>
+          <w:rFonts w:ascii="Times New Roman" w:hAnsi="Times New Roman" w:cs="Times New Roman"/>
+          <w:sz w:val="24"/>
+          <w:szCs w:val="24"/>
+          <w:lang w:val="ru-RU"/>
+        </w:rPr>
+        <w:t>парим на верхнем уровне</w:t>
+      </w:r>
+      <w:r>
+        <w:rPr>
+          <w:rFonts w:ascii="Times New Roman" w:hAnsi="Times New Roman" w:cs="Times New Roman"/>
+          <w:sz w:val="24"/>
+          <w:szCs w:val="24"/>
+          <w:lang w:val="ru-RU"/>
+        </w:rPr>
+        <w:t xml:space="preserve"> смыслов</w:t>
+      </w:r>
+      <w:r>
+        <w:rPr>
+          <w:rFonts w:ascii="Times New Roman" w:hAnsi="Times New Roman" w:cs="Times New Roman"/>
+          <w:sz w:val="24"/>
+          <w:szCs w:val="24"/>
+          <w:lang w:val="ru-RU"/>
+        </w:rPr>
+        <w:t>, но всего два-три вопроса про суть вещей приводят нас к бездне нижнего уровня — туда, где ничего не исследовано. Эта бездна на самом деле гораздо ближе к нам, чем кажется.</w:t>
+      </w:r>
+    </w:p>
+    <w:p>
+      <w:pPr>
+        <w:pStyle w:val="Heading3"/>
+        <w:rPr>
+          <w:lang w:val="ru-RU"/>
+        </w:rPr>
+      </w:pPr>
+      <w:r>
+        <w:rPr>
+          <w:lang w:val="ru-RU"/>
+        </w:rPr>
+        <w:t>Что такое предельное основание</w:t>
+      </w:r>
+    </w:p>
+    <w:p>
+      <w:pPr>
+        <w:rPr>
+          <w:rFonts w:ascii="Times New Roman" w:hAnsi="Times New Roman" w:cs="Times New Roman"/>
+          <w:sz w:val="24"/>
+          <w:szCs w:val="24"/>
+          <w:lang w:val="ru-RU"/>
+        </w:rPr>
+      </w:pPr>
+      <w:r>
+        <w:rPr>
+          <w:rFonts w:ascii="Times New Roman" w:hAnsi="Times New Roman" w:cs="Times New Roman"/>
+          <w:sz w:val="24"/>
+          <w:szCs w:val="24"/>
+          <w:lang w:val="ru-RU"/>
+        </w:rPr>
+        <w:t xml:space="preserve">То, чего </w:t>
+      </w:r>
+      <w:r>
+        <w:rPr>
+          <w:rFonts w:ascii="Times New Roman" w:hAnsi="Times New Roman" w:cs="Times New Roman"/>
+          <w:sz w:val="24"/>
+          <w:szCs w:val="24"/>
+          <w:lang w:val="ru-RU"/>
+        </w:rPr>
+        <w:t xml:space="preserve">оппоненты Сократа </w:t>
+      </w:r>
+      <w:r>
+        <w:rPr>
+          <w:rFonts w:ascii="Times New Roman" w:hAnsi="Times New Roman" w:cs="Times New Roman"/>
+          <w:sz w:val="24"/>
+          <w:szCs w:val="24"/>
+          <w:lang w:val="ru-RU"/>
+        </w:rPr>
+        <w:t>не наход</w:t>
+      </w:r>
+      <w:r>
+        <w:rPr>
+          <w:rFonts w:ascii="Times New Roman" w:hAnsi="Times New Roman" w:cs="Times New Roman"/>
+          <w:sz w:val="24"/>
+          <w:szCs w:val="24"/>
+          <w:lang w:val="ru-RU"/>
+        </w:rPr>
+        <w:t xml:space="preserve">или в результате </w:t>
+      </w:r>
+      <w:proofErr w:type="spellStart"/>
+      <w:r>
+        <w:rPr>
+          <w:rFonts w:ascii="Times New Roman" w:hAnsi="Times New Roman" w:cs="Times New Roman"/>
+          <w:sz w:val="24"/>
+          <w:szCs w:val="24"/>
+          <w:lang w:val="ru-RU"/>
+        </w:rPr>
+        <w:t>майевтики</w:t>
+      </w:r>
+      <w:proofErr w:type="spellEnd"/>
+      <w:r>
+        <w:rPr>
+          <w:rFonts w:ascii="Times New Roman" w:hAnsi="Times New Roman" w:cs="Times New Roman"/>
+          <w:sz w:val="24"/>
+          <w:szCs w:val="24"/>
+          <w:lang w:val="ru-RU"/>
+        </w:rPr>
+        <w:t>, но то, к чему стрем</w:t>
+      </w:r>
+      <w:r>
+        <w:rPr>
+          <w:rFonts w:ascii="Times New Roman" w:hAnsi="Times New Roman" w:cs="Times New Roman"/>
+          <w:sz w:val="24"/>
+          <w:szCs w:val="24"/>
+          <w:lang w:val="ru-RU"/>
+        </w:rPr>
+        <w:t>ились</w:t>
+      </w:r>
+      <w:r>
+        <w:rPr>
+          <w:rFonts w:ascii="Times New Roman" w:hAnsi="Times New Roman" w:cs="Times New Roman"/>
+          <w:sz w:val="24"/>
+          <w:szCs w:val="24"/>
+          <w:lang w:val="ru-RU"/>
+        </w:rPr>
+        <w:t xml:space="preserve"> — это </w:t>
+      </w:r>
+      <w:r>
+        <w:rPr>
+          <w:rFonts w:ascii="Times New Roman" w:hAnsi="Times New Roman" w:cs="Times New Roman"/>
+          <w:b/>
+          <w:bCs/>
+          <w:sz w:val="24"/>
+          <w:szCs w:val="24"/>
+          <w:lang w:val="ru-RU"/>
+        </w:rPr>
+        <w:t>предельное основание</w:t>
+      </w:r>
+      <w:r>
+        <w:rPr>
+          <w:rFonts w:ascii="Times New Roman" w:hAnsi="Times New Roman" w:cs="Times New Roman"/>
+          <w:sz w:val="24"/>
+          <w:szCs w:val="24"/>
+          <w:lang w:val="ru-RU"/>
+        </w:rPr>
+        <w:t>. Когда Парменид и Гераклит моделировали реальность, они исходили из какой-то точки отсчета (</w:t>
+      </w:r>
+      <w:r>
+        <w:rPr>
+          <w:rFonts w:ascii="Times New Roman" w:hAnsi="Times New Roman" w:cs="Times New Roman"/>
+          <w:sz w:val="24"/>
+          <w:szCs w:val="24"/>
+          <w:lang w:val="ru-RU"/>
+        </w:rPr>
+        <w:t xml:space="preserve">Парменид — </w:t>
+      </w:r>
+      <w:r>
+        <w:rPr>
+          <w:rFonts w:ascii="Times New Roman" w:hAnsi="Times New Roman" w:cs="Times New Roman"/>
+          <w:sz w:val="24"/>
+          <w:szCs w:val="24"/>
+          <w:lang w:val="ru-RU"/>
+        </w:rPr>
+        <w:t xml:space="preserve">что есть вечное целое неподвижное сферическое бытие; </w:t>
+      </w:r>
+      <w:r>
+        <w:rPr>
+          <w:rFonts w:ascii="Times New Roman" w:hAnsi="Times New Roman" w:cs="Times New Roman"/>
+          <w:sz w:val="24"/>
+          <w:szCs w:val="24"/>
+          <w:lang w:val="ru-RU"/>
+        </w:rPr>
+        <w:t xml:space="preserve">Гераклит — </w:t>
+      </w:r>
+      <w:r>
+        <w:rPr>
+          <w:rFonts w:ascii="Times New Roman" w:hAnsi="Times New Roman" w:cs="Times New Roman"/>
+          <w:sz w:val="24"/>
+          <w:szCs w:val="24"/>
+          <w:lang w:val="ru-RU"/>
+        </w:rPr>
+        <w:t xml:space="preserve">что есть бытие в вечном становлении), но никогда не ставили главный вопрос: </w:t>
+      </w:r>
+      <w:r>
+        <w:rPr>
+          <w:rFonts w:ascii="Times New Roman" w:hAnsi="Times New Roman" w:cs="Times New Roman"/>
+          <w:i/>
+          <w:iCs/>
+          <w:sz w:val="24"/>
+          <w:szCs w:val="24"/>
+          <w:lang w:val="ru-RU"/>
+        </w:rPr>
+        <w:t>почему бытие существует</w:t>
+      </w:r>
+      <w:r>
+        <w:rPr>
+          <w:rFonts w:ascii="Times New Roman" w:hAnsi="Times New Roman" w:cs="Times New Roman"/>
+          <w:sz w:val="24"/>
+          <w:szCs w:val="24"/>
+          <w:lang w:val="ru-RU"/>
+        </w:rPr>
+        <w:t xml:space="preserve">? Какое предельное основание их знания? Из какой точки они исходят, моделируя реальность? </w:t>
+      </w:r>
+      <w:r>
+        <w:rPr>
+          <w:rFonts w:ascii="Times New Roman" w:hAnsi="Times New Roman" w:cs="Times New Roman"/>
+          <w:iCs/>
+          <w:sz w:val="24"/>
+          <w:szCs w:val="24"/>
+          <w:u w:val="single"/>
+          <w:lang w:val="ru-RU"/>
+        </w:rPr>
+        <w:t>К этим же рассуждениям Сократ приводит людей через разговоры на бытовые темы.</w:t>
+      </w:r>
+      <w:r>
+        <w:rPr>
+          <w:rFonts w:ascii="Times New Roman" w:hAnsi="Times New Roman" w:cs="Times New Roman"/>
+          <w:sz w:val="24"/>
+          <w:szCs w:val="24"/>
+          <w:lang w:val="ru-RU"/>
+        </w:rPr>
+        <w:t xml:space="preserve"> С предельным основанием связан парадокс его бесконечности, </w:t>
+      </w:r>
+      <w:r>
+        <w:rPr>
+          <w:rFonts w:ascii="Times New Roman" w:hAnsi="Times New Roman" w:cs="Times New Roman"/>
+          <w:sz w:val="24"/>
+          <w:szCs w:val="24"/>
+          <w:lang w:val="ru-RU"/>
+        </w:rPr>
+        <w:t>так как</w:t>
+      </w:r>
+      <w:r>
+        <w:rPr>
+          <w:rFonts w:ascii="Times New Roman" w:hAnsi="Times New Roman" w:cs="Times New Roman"/>
+          <w:sz w:val="24"/>
+          <w:szCs w:val="24"/>
+          <w:lang w:val="ru-RU"/>
+        </w:rPr>
+        <w:t xml:space="preserve"> взяв любое предельное основание, придется объяснить, на каком основании данное основание является предельным.</w:t>
+      </w:r>
+    </w:p>
+    <w:p>
+      <w:pPr>
+        <w:pStyle w:val="Heading2"/>
+        <w:rPr>
+          <w:lang w:val="ru-RU"/>
+        </w:rPr>
+      </w:pPr>
+      <w:r>
+        <w:rPr>
+          <w:lang w:val="ru-RU"/>
+        </w:rPr>
+        <w:t>Софистика</w:t>
+      </w:r>
+    </w:p>
+    <w:p>
+      <w:pPr>
+        <w:rPr>
+          <w:rFonts w:ascii="Times New Roman" w:hAnsi="Times New Roman" w:cs="Times New Roman"/>
+          <w:sz w:val="24"/>
+          <w:szCs w:val="24"/>
+          <w:lang w:val="ru-RU"/>
+        </w:rPr>
+      </w:pPr>
+      <w:r>
+        <w:rPr>
+          <w:rFonts w:ascii="Times New Roman" w:hAnsi="Times New Roman" w:cs="Times New Roman"/>
+          <w:sz w:val="24"/>
+          <w:szCs w:val="24"/>
+          <w:lang w:val="ru-RU"/>
+        </w:rPr>
+        <w:t xml:space="preserve">Столкнувшись с парадоксом предельного основания </w:t>
+      </w:r>
+      <w:r>
+        <w:rPr>
+          <w:rFonts w:ascii="Times New Roman" w:hAnsi="Times New Roman" w:cs="Times New Roman"/>
+          <w:sz w:val="24"/>
+          <w:szCs w:val="24"/>
+          <w:lang w:val="ru-RU"/>
+        </w:rPr>
+        <w:t xml:space="preserve">в процессе размышления </w:t>
+      </w:r>
+      <w:r>
+        <w:rPr>
+          <w:rFonts w:ascii="Times New Roman" w:hAnsi="Times New Roman" w:cs="Times New Roman"/>
+          <w:sz w:val="24"/>
+          <w:szCs w:val="24"/>
+          <w:lang w:val="ru-RU"/>
+        </w:rPr>
+        <w:t>возника</w:t>
+      </w:r>
+      <w:r>
+        <w:rPr>
+          <w:rFonts w:ascii="Times New Roman" w:hAnsi="Times New Roman" w:cs="Times New Roman"/>
+          <w:sz w:val="24"/>
+          <w:szCs w:val="24"/>
+          <w:lang w:val="ru-RU"/>
+        </w:rPr>
+        <w:t>е</w:t>
+      </w:r>
+      <w:r>
+        <w:rPr>
+          <w:rFonts w:ascii="Times New Roman" w:hAnsi="Times New Roman" w:cs="Times New Roman"/>
+          <w:sz w:val="24"/>
+          <w:szCs w:val="24"/>
+          <w:lang w:val="ru-RU"/>
+        </w:rPr>
+        <w:t>т два пути:</w:t>
       </w:r>
     </w:p>
     <w:p>
@@ -64,10 +1480,30 @@
           <w:ilvl w:val="0"/>
           <w:numId w:val="7"/>
         </w:numPr>
-      </w:pPr>
-      <w:r>
-        <w:lastRenderedPageBreak/>
-        <w:t>может его просто не существует?</w:t>
+        <w:rPr>
+          <w:rFonts w:ascii="Times New Roman" w:hAnsi="Times New Roman" w:cs="Times New Roman"/>
+          <w:sz w:val="24"/>
+          <w:szCs w:val="24"/>
+          <w:lang w:val="ru-RU"/>
+        </w:rPr>
+      </w:pPr>
+      <w:r>
+        <w:rPr>
+          <w:rFonts w:ascii="Times New Roman" w:hAnsi="Times New Roman" w:cs="Times New Roman"/>
+          <w:sz w:val="24"/>
+          <w:szCs w:val="24"/>
+          <w:lang w:val="ru-RU"/>
+        </w:rPr>
+        <w:t>М</w:t>
+      </w:r>
+      <w:r>
+        <w:rPr>
+          <w:rFonts w:ascii="Times New Roman" w:hAnsi="Times New Roman" w:cs="Times New Roman"/>
+          <w:sz w:val="24"/>
+          <w:szCs w:val="24"/>
+          <w:lang w:val="ru-RU"/>
+        </w:rPr>
+        <w:t>ожет его просто не существует?</w:t>
       </w:r>
     </w:p>
     <w:p>
@@ -76,23 +1512,145 @@
           <w:ilvl w:val="0"/>
           <w:numId w:val="7"/>
         </w:numPr>
-      </w:pPr>
-      <w:r>
-        <w:t xml:space="preserve">Оно существует, но недостижимо Если согласиться, что оно действительно не существует, то философия в этом месте должна была бы закончиться. Но второй пункт имеет право на существование. И первыми, кто несли эту точку зрения, были софисты — учителя красноречия. Софистика по сути это антифилософия. Логика софистов: если нет предельного основания, то способность ответить на любой вопрос зависит уже не от знания, но лишь от риторических способностей. Важно умение аргументации. Прав тот, кто может убедить в </w:t>
-      </w:r>
-      <w:r>
-        <w:rPr>
-          <w:i/>
-        </w:rPr>
-        <w:t>своей</w:t>
-      </w:r>
-      <w:r>
-        <w:t xml:space="preserve"> правоте; никакой объективной правоты просто не существует.</w:t>
+        <w:rPr>
+          <w:rFonts w:ascii="Times New Roman" w:hAnsi="Times New Roman" w:cs="Times New Roman"/>
+          <w:sz w:val="24"/>
+          <w:szCs w:val="24"/>
+          <w:lang w:val="ru-RU"/>
+        </w:rPr>
+      </w:pPr>
+      <w:r>
+        <w:rPr>
+          <w:rFonts w:ascii="Times New Roman" w:hAnsi="Times New Roman" w:cs="Times New Roman"/>
+          <w:sz w:val="24"/>
+          <w:szCs w:val="24"/>
+          <w:lang w:val="ru-RU"/>
+        </w:rPr>
+        <w:t>Оно существует, но недостижимо</w:t>
       </w:r>
     </w:p>
     <w:p>
-      <w:r>
-        <w:t>Но всё-таки есть две мысли, указывающие на существование предельного основания:</w:t>
+      <w:pPr>
+        <w:rPr>
+          <w:rFonts w:ascii="Times New Roman" w:hAnsi="Times New Roman" w:cs="Times New Roman"/>
+          <w:sz w:val="24"/>
+          <w:szCs w:val="24"/>
+          <w:lang w:val="ru-RU"/>
+        </w:rPr>
+      </w:pPr>
+      <w:r>
+        <w:rPr>
+          <w:rFonts w:ascii="Times New Roman" w:hAnsi="Times New Roman" w:cs="Times New Roman"/>
+          <w:sz w:val="24"/>
+          <w:szCs w:val="24"/>
+          <w:lang w:val="ru-RU"/>
+        </w:rPr>
+        <w:t xml:space="preserve">Если согласиться, что оно действительно не существует, то философия в этом месте должна была бы закончиться. Но второй пункт имеет право на существование. И первыми, кто несли эту точку зрения, были </w:t>
+      </w:r>
+      <w:r>
+        <w:rPr>
+          <w:rFonts w:ascii="Times New Roman" w:hAnsi="Times New Roman" w:cs="Times New Roman"/>
+          <w:b/>
+          <w:bCs/>
+          <w:sz w:val="24"/>
+          <w:szCs w:val="24"/>
+          <w:lang w:val="ru-RU"/>
+        </w:rPr>
+        <w:t>софисты</w:t>
+      </w:r>
+      <w:r>
+        <w:rPr>
+          <w:rFonts w:ascii="Times New Roman" w:hAnsi="Times New Roman" w:cs="Times New Roman"/>
+          <w:sz w:val="24"/>
+          <w:szCs w:val="24"/>
+          <w:lang w:val="ru-RU"/>
+        </w:rPr>
+        <w:t xml:space="preserve"> — учителя красноречия. </w:t>
+      </w:r>
+      <w:r>
+        <w:rPr>
+          <w:rFonts w:ascii="Times New Roman" w:hAnsi="Times New Roman" w:cs="Times New Roman"/>
+          <w:sz w:val="24"/>
+          <w:szCs w:val="24"/>
+          <w:lang w:val="ru-RU"/>
+        </w:rPr>
+        <w:t>Софистика, по сути,</w:t>
+      </w:r>
+      <w:r>
+        <w:rPr>
+          <w:rFonts w:ascii="Times New Roman" w:hAnsi="Times New Roman" w:cs="Times New Roman"/>
+          <w:sz w:val="24"/>
+          <w:szCs w:val="24"/>
+          <w:lang w:val="ru-RU"/>
+        </w:rPr>
+        <w:t xml:space="preserve"> это </w:t>
+      </w:r>
+      <w:proofErr w:type="spellStart"/>
+      <w:r>
+        <w:rPr>
+          <w:rFonts w:ascii="Times New Roman" w:hAnsi="Times New Roman" w:cs="Times New Roman"/>
+          <w:sz w:val="24"/>
+          <w:szCs w:val="24"/>
+          <w:lang w:val="ru-RU"/>
+        </w:rPr>
+        <w:t>антифилософия</w:t>
+      </w:r>
+      <w:proofErr w:type="spellEnd"/>
+      <w:r>
+        <w:rPr>
+          <w:rFonts w:ascii="Times New Roman" w:hAnsi="Times New Roman" w:cs="Times New Roman"/>
+          <w:sz w:val="24"/>
+          <w:szCs w:val="24"/>
+          <w:lang w:val="ru-RU"/>
+        </w:rPr>
+        <w:t xml:space="preserve">. Логика софистов: если нет предельного основания, то способность ответить на любой вопрос зависит уже не от знания, но лишь от риторических способностей. Важно умение аргументации. Прав тот, кто может убедить в </w:t>
+      </w:r>
+      <w:r>
+        <w:rPr>
+          <w:rFonts w:ascii="Times New Roman" w:hAnsi="Times New Roman" w:cs="Times New Roman"/>
+          <w:iCs/>
+          <w:sz w:val="24"/>
+          <w:szCs w:val="24"/>
+          <w:lang w:val="ru-RU"/>
+        </w:rPr>
+        <w:t>своей</w:t>
+      </w:r>
+      <w:r>
+        <w:rPr>
+          <w:rFonts w:ascii="Times New Roman" w:hAnsi="Times New Roman" w:cs="Times New Roman"/>
+          <w:sz w:val="24"/>
+          <w:szCs w:val="24"/>
+          <w:lang w:val="ru-RU"/>
+        </w:rPr>
+        <w:t xml:space="preserve"> правоте; никакой объективной правоты просто не существует.</w:t>
+      </w:r>
+    </w:p>
+    <w:p>
+      <w:pPr>
+        <w:rPr>
+          <w:rFonts w:ascii="Times New Roman" w:hAnsi="Times New Roman" w:cs="Times New Roman"/>
+          <w:sz w:val="24"/>
+          <w:szCs w:val="24"/>
+          <w:lang w:val="ru-RU"/>
+        </w:rPr>
+      </w:pPr>
+      <w:r>
+        <w:rPr>
+          <w:rFonts w:ascii="Times New Roman" w:hAnsi="Times New Roman" w:cs="Times New Roman"/>
+          <w:sz w:val="24"/>
+          <w:szCs w:val="24"/>
+          <w:lang w:val="ru-RU"/>
+        </w:rPr>
+        <w:t>Несмотря на образовавшийся кризис,</w:t>
+      </w:r>
+      <w:r>
+        <w:rPr>
+          <w:rFonts w:ascii="Times New Roman" w:hAnsi="Times New Roman" w:cs="Times New Roman"/>
+          <w:sz w:val="24"/>
+          <w:szCs w:val="24"/>
+          <w:lang w:val="ru-RU"/>
+        </w:rPr>
+        <w:t xml:space="preserve"> всё-таки есть две мысли, указывающие на существование предельного основания:</w:t>
       </w:r>
     </w:p>
     <w:p>
@@ -101,9 +1659,81 @@
           <w:ilvl w:val="0"/>
           <w:numId w:val="8"/>
         </w:numPr>
-      </w:pPr>
-      <w:r>
-        <w:t>Если в процессе майевтики всё-таки происходят хоть какие-то ответы на какие-то вопросы, то есть происходит нахождение «локального» основания на конкретный вопрос, то стоит предположить, что такая цепочка рассуждений должна иметь под собой фундамент, какое-то предельное основание. Если бы не было предельного основания, не было бы и локального.</w:t>
+        <w:rPr>
+          <w:rFonts w:ascii="Times New Roman" w:hAnsi="Times New Roman" w:cs="Times New Roman"/>
+          <w:sz w:val="24"/>
+          <w:szCs w:val="24"/>
+          <w:lang w:val="ru-RU"/>
+        </w:rPr>
+      </w:pPr>
+      <w:r>
+        <w:rPr>
+          <w:rFonts w:ascii="Times New Roman" w:hAnsi="Times New Roman" w:cs="Times New Roman"/>
+          <w:sz w:val="24"/>
+          <w:szCs w:val="24"/>
+          <w:lang w:val="ru-RU"/>
+        </w:rPr>
+        <w:t xml:space="preserve">Если в процессе </w:t>
+      </w:r>
+      <w:proofErr w:type="spellStart"/>
+      <w:r>
+        <w:rPr>
+          <w:rFonts w:ascii="Times New Roman" w:hAnsi="Times New Roman" w:cs="Times New Roman"/>
+          <w:i/>
+          <w:iCs/>
+          <w:sz w:val="24"/>
+          <w:szCs w:val="24"/>
+          <w:lang w:val="ru-RU"/>
+        </w:rPr>
+        <w:t>майевтики</w:t>
+      </w:r>
+      <w:proofErr w:type="spellEnd"/>
+      <w:r>
+        <w:rPr>
+          <w:rFonts w:ascii="Times New Roman" w:hAnsi="Times New Roman" w:cs="Times New Roman"/>
+          <w:sz w:val="24"/>
+          <w:szCs w:val="24"/>
+          <w:lang w:val="ru-RU"/>
+        </w:rPr>
+        <w:t xml:space="preserve"> всё-таки происходят хоть какие-то ответы на какие-то вопросы, то есть происходит нахождение </w:t>
+      </w:r>
+      <w:r>
+        <w:rPr>
+          <w:rFonts w:ascii="Times New Roman" w:hAnsi="Times New Roman" w:cs="Times New Roman"/>
+          <w:i/>
+          <w:iCs/>
+          <w:sz w:val="24"/>
+          <w:szCs w:val="24"/>
+          <w:lang w:val="ru-RU"/>
+        </w:rPr>
+        <w:t>локального</w:t>
+      </w:r>
+      <w:r>
+        <w:rPr>
+          <w:rFonts w:ascii="Times New Roman" w:hAnsi="Times New Roman" w:cs="Times New Roman"/>
+          <w:sz w:val="24"/>
+          <w:szCs w:val="24"/>
+          <w:lang w:val="ru-RU"/>
+        </w:rPr>
+        <w:t xml:space="preserve"> основания на конкретный вопрос, то стоит предположить, что такая цепочка рассуждений должна иметь под собой фундамент,</w:t>
+      </w:r>
+      <w:r>
+        <w:rPr>
+          <w:rFonts w:ascii="Times New Roman" w:hAnsi="Times New Roman" w:cs="Times New Roman"/>
+          <w:sz w:val="24"/>
+          <w:szCs w:val="24"/>
+          <w:lang w:val="ru-RU"/>
+        </w:rPr>
+        <w:t xml:space="preserve"> то есть</w:t>
+      </w:r>
+      <w:r>
+        <w:rPr>
+          <w:rFonts w:ascii="Times New Roman" w:hAnsi="Times New Roman" w:cs="Times New Roman"/>
+          <w:sz w:val="24"/>
+          <w:szCs w:val="24"/>
+          <w:lang w:val="ru-RU"/>
+        </w:rPr>
+        <w:t xml:space="preserve"> какое-то предельное основание. Если бы не было предельного основания, не было бы и локального.</w:t>
       </w:r>
     </w:p>
     <w:p>
@@ -112,26 +1742,553 @@
           <w:ilvl w:val="0"/>
           <w:numId w:val="8"/>
         </w:numPr>
-      </w:pPr>
-      <w:r>
+        <w:rPr>
+          <w:rFonts w:ascii="Times New Roman" w:hAnsi="Times New Roman" w:cs="Times New Roman"/>
+          <w:sz w:val="24"/>
+          <w:szCs w:val="24"/>
+          <w:lang w:val="ru-RU"/>
+        </w:rPr>
+      </w:pPr>
+      <w:r>
+        <w:rPr>
+          <w:rFonts w:ascii="Times New Roman" w:hAnsi="Times New Roman" w:cs="Times New Roman"/>
+          <w:sz w:val="24"/>
+          <w:szCs w:val="24"/>
+          <w:lang w:val="ru-RU"/>
+        </w:rPr>
+        <w:lastRenderedPageBreak/>
         <w:t>Можно договариваться и находить компромиссы при личной встрече и задавание вопросов (не понял этот момент)</w:t>
       </w:r>
     </w:p>
     <w:p>
-      <w:r>
-        <w:t xml:space="preserve">На суде Сократ отказался от оправдания. Почему? В суде действует закон. Это некая искусственная конструкция, она создана человеческим обществом. Это знание всех. Таким образом Сократ демонстрирует непригодность общего знания: оно не работает также, как и в частных вопросах майевтики. </w:t>
-      </w:r>
-      <w:r>
-        <w:rPr>
+      <w:pPr>
+        <w:pStyle w:val="Heading2"/>
+        <w:rPr>
+          <w:lang w:val="ru-RU"/>
+        </w:rPr>
+      </w:pPr>
+      <w:r>
+        <w:rPr>
+          <w:lang w:val="ru-RU"/>
+        </w:rPr>
+        <w:t>Суд над Сократом</w:t>
+      </w:r>
+    </w:p>
+    <w:p>
+      <w:pPr>
+        <w:rPr>
+          <w:rFonts w:ascii="Times New Roman" w:hAnsi="Times New Roman" w:cs="Times New Roman"/>
+          <w:sz w:val="24"/>
+          <w:szCs w:val="24"/>
+          <w:lang w:val="ru-RU"/>
+        </w:rPr>
+      </w:pPr>
+      <w:r>
+        <w:rPr>
+          <w:rFonts w:ascii="Times New Roman" w:hAnsi="Times New Roman" w:cs="Times New Roman"/>
+          <w:sz w:val="24"/>
+          <w:szCs w:val="24"/>
+          <w:lang w:val="ru-RU"/>
+        </w:rPr>
+        <w:t>На суде Сократ отказался от оправдания. Почему? В суде действует закон.</w:t>
+      </w:r>
+    </w:p>
+    <w:p>
+      <w:pPr>
+        <w:rPr>
+          <w:rFonts w:ascii="Times New Roman" w:hAnsi="Times New Roman" w:cs="Times New Roman"/>
+          <w:sz w:val="24"/>
+          <w:szCs w:val="24"/>
+          <w:lang w:val="ru-RU"/>
+        </w:rPr>
+      </w:pPr>
+      <w:r>
+        <w:rPr>
+          <w:rFonts w:ascii="Times New Roman" w:hAnsi="Times New Roman" w:cs="Times New Roman"/>
+          <w:sz w:val="24"/>
+          <w:szCs w:val="24"/>
+          <w:lang w:val="ru-RU"/>
+        </w:rPr>
+        <w:t xml:space="preserve">Закон — это </w:t>
+      </w:r>
+      <w:r>
+        <w:rPr>
+          <w:rFonts w:ascii="Times New Roman" w:hAnsi="Times New Roman" w:cs="Times New Roman"/>
+          <w:sz w:val="24"/>
+          <w:szCs w:val="24"/>
+          <w:lang w:val="ru-RU"/>
+        </w:rPr>
+        <w:t xml:space="preserve">некая искусственная конструкция, она создана человеческим обществом. Это </w:t>
+      </w:r>
+      <w:r>
+        <w:rPr>
+          <w:rFonts w:ascii="Times New Roman" w:hAnsi="Times New Roman" w:cs="Times New Roman"/>
           <w:i/>
+          <w:iCs/>
+          <w:sz w:val="24"/>
+          <w:szCs w:val="24"/>
+          <w:lang w:val="ru-RU"/>
+        </w:rPr>
+        <w:t>знание всех</w:t>
+      </w:r>
+      <w:r>
+        <w:rPr>
+          <w:rFonts w:ascii="Times New Roman" w:hAnsi="Times New Roman" w:cs="Times New Roman"/>
+          <w:sz w:val="24"/>
+          <w:szCs w:val="24"/>
+          <w:lang w:val="ru-RU"/>
+        </w:rPr>
+        <w:t>. Сократ</w:t>
+      </w:r>
+      <w:r>
+        <w:rPr>
+          <w:rFonts w:ascii="Times New Roman" w:hAnsi="Times New Roman" w:cs="Times New Roman"/>
+          <w:sz w:val="24"/>
+          <w:szCs w:val="24"/>
+          <w:lang w:val="ru-RU"/>
+        </w:rPr>
+        <w:t xml:space="preserve"> </w:t>
+      </w:r>
+      <w:r>
+        <w:rPr>
+          <w:rFonts w:ascii="Times New Roman" w:hAnsi="Times New Roman" w:cs="Times New Roman"/>
+          <w:sz w:val="24"/>
+          <w:szCs w:val="24"/>
+          <w:lang w:val="ru-RU"/>
+        </w:rPr>
+        <w:t xml:space="preserve">демонстрирует непригодность общего знания: оно не работает также, как и в частных вопросах </w:t>
+      </w:r>
+      <w:proofErr w:type="spellStart"/>
+      <w:r>
+        <w:rPr>
+          <w:rFonts w:ascii="Times New Roman" w:hAnsi="Times New Roman" w:cs="Times New Roman"/>
+          <w:i/>
+          <w:iCs/>
+          <w:sz w:val="24"/>
+          <w:szCs w:val="24"/>
+          <w:lang w:val="ru-RU"/>
+        </w:rPr>
+        <w:t>майевтики</w:t>
+      </w:r>
+      <w:proofErr w:type="spellEnd"/>
+      <w:r>
+        <w:rPr>
+          <w:rFonts w:ascii="Times New Roman" w:hAnsi="Times New Roman" w:cs="Times New Roman"/>
+          <w:sz w:val="24"/>
+          <w:szCs w:val="24"/>
+          <w:lang w:val="ru-RU"/>
+        </w:rPr>
+        <w:t xml:space="preserve">. </w:t>
+      </w:r>
+      <w:r>
+        <w:rPr>
+          <w:rFonts w:ascii="Times New Roman" w:hAnsi="Times New Roman" w:cs="Times New Roman"/>
+          <w:b/>
+          <w:bCs/>
+          <w:iCs/>
+          <w:sz w:val="24"/>
+          <w:szCs w:val="24"/>
+          <w:lang w:val="ru-RU"/>
         </w:rPr>
         <w:t>Закон не имеет основания</w:t>
       </w:r>
       <w:r>
-        <w:t>. Знания никогда не приведут к желаемым аффектам, потому что эти знания не учитывают бытие/истину, то есть реальность без наблюдателя. Данная картина мира состоит из 1) цели (аффект, у эллинов — эвдеймония), 2) средства (знания мудрецов/шаманов) и 3) того, что для достижения цели отбрасываются (реальность без наблюдателя). В других, следующих картинах мира, то, что в предыдущей отбрасывается, становится целью.</w:t>
+        <w:rPr>
+          <w:rFonts w:ascii="Times New Roman" w:hAnsi="Times New Roman" w:cs="Times New Roman"/>
+          <w:sz w:val="24"/>
+          <w:szCs w:val="24"/>
+          <w:lang w:val="ru-RU"/>
+        </w:rPr>
+        <w:t xml:space="preserve">. Знания никогда не приведут к желаемым </w:t>
+      </w:r>
+      <w:r>
+        <w:rPr>
+          <w:rFonts w:ascii="Times New Roman" w:hAnsi="Times New Roman" w:cs="Times New Roman"/>
+          <w:i/>
+          <w:iCs/>
+          <w:sz w:val="24"/>
+          <w:szCs w:val="24"/>
+          <w:lang w:val="ru-RU"/>
+        </w:rPr>
+        <w:t>аффектам</w:t>
+      </w:r>
+      <w:r>
+        <w:rPr>
+          <w:rFonts w:ascii="Times New Roman" w:hAnsi="Times New Roman" w:cs="Times New Roman"/>
+          <w:sz w:val="24"/>
+          <w:szCs w:val="24"/>
+          <w:lang w:val="ru-RU"/>
+        </w:rPr>
+        <w:t xml:space="preserve">, потому что эти знания не учитывают </w:t>
+      </w:r>
+      <w:r>
+        <w:rPr>
+          <w:rFonts w:ascii="Times New Roman" w:hAnsi="Times New Roman" w:cs="Times New Roman"/>
+          <w:b/>
+          <w:bCs/>
+          <w:sz w:val="24"/>
+          <w:szCs w:val="24"/>
+          <w:lang w:val="ru-RU"/>
+        </w:rPr>
+        <w:t>бытие/истину</w:t>
+      </w:r>
+      <w:r>
+        <w:rPr>
+          <w:rFonts w:ascii="Times New Roman" w:hAnsi="Times New Roman" w:cs="Times New Roman"/>
+          <w:sz w:val="24"/>
+          <w:szCs w:val="24"/>
+          <w:lang w:val="ru-RU"/>
+        </w:rPr>
+        <w:t>, то есть реальность без наблюдателя.</w:t>
       </w:r>
     </w:p>
-    <w:p/>
+    <w:p>
+      <w:pPr>
+        <w:pStyle w:val="Heading2"/>
+        <w:rPr>
+          <w:lang w:val="ru-RU"/>
+        </w:rPr>
+      </w:pPr>
+      <w:r>
+        <w:rPr>
+          <w:lang w:val="ru-RU"/>
+        </w:rPr>
+        <w:t>Формулирование мифологической картины мира</w:t>
+      </w:r>
+    </w:p>
+    <w:p>
+      <w:pPr>
+        <w:rPr>
+          <w:rFonts w:ascii="Times New Roman" w:hAnsi="Times New Roman" w:cs="Times New Roman"/>
+          <w:sz w:val="24"/>
+          <w:szCs w:val="24"/>
+          <w:lang w:val="ru-RU"/>
+        </w:rPr>
+      </w:pPr>
+      <w:r>
+        <w:rPr>
+          <w:rFonts w:ascii="Times New Roman" w:hAnsi="Times New Roman" w:cs="Times New Roman"/>
+          <w:sz w:val="24"/>
+          <w:szCs w:val="24"/>
+          <w:lang w:val="ru-RU"/>
+        </w:rPr>
+        <w:t>Данная картина мира состоит из</w:t>
+      </w:r>
+    </w:p>
+    <w:p>
+      <w:pPr>
+        <w:rPr>
+          <w:rFonts w:ascii="Times New Roman" w:hAnsi="Times New Roman" w:cs="Times New Roman"/>
+          <w:sz w:val="24"/>
+          <w:szCs w:val="24"/>
+          <w:lang w:val="ru-RU"/>
+        </w:rPr>
+      </w:pPr>
+      <w:r>
+        <w:rPr>
+          <w:rFonts w:ascii="Times New Roman" w:hAnsi="Times New Roman" w:cs="Times New Roman"/>
+          <w:sz w:val="24"/>
+          <w:szCs w:val="24"/>
+          <w:lang w:val="ru-RU"/>
+        </w:rPr>
+        <w:t xml:space="preserve">1) </w:t>
+      </w:r>
+      <w:r>
+        <w:rPr>
+          <w:rFonts w:ascii="Times New Roman" w:hAnsi="Times New Roman" w:cs="Times New Roman"/>
+          <w:b/>
+          <w:bCs/>
+          <w:sz w:val="24"/>
+          <w:szCs w:val="24"/>
+          <w:lang w:val="ru-RU"/>
+        </w:rPr>
+        <w:t>цели</w:t>
+      </w:r>
+      <w:r>
+        <w:rPr>
+          <w:rFonts w:ascii="Times New Roman" w:hAnsi="Times New Roman" w:cs="Times New Roman"/>
+          <w:sz w:val="24"/>
+          <w:szCs w:val="24"/>
+          <w:lang w:val="ru-RU"/>
+        </w:rPr>
+        <w:t xml:space="preserve"> (аффект, у эллинов — </w:t>
+      </w:r>
+      <w:proofErr w:type="spellStart"/>
+      <w:r>
+        <w:rPr>
+          <w:rFonts w:ascii="Times New Roman" w:hAnsi="Times New Roman" w:cs="Times New Roman"/>
+          <w:i/>
+          <w:iCs/>
+          <w:sz w:val="24"/>
+          <w:szCs w:val="24"/>
+          <w:lang w:val="ru-RU"/>
+        </w:rPr>
+        <w:t>эвдеймония</w:t>
+      </w:r>
+      <w:proofErr w:type="spellEnd"/>
+      <w:r>
+        <w:rPr>
+          <w:rFonts w:ascii="Times New Roman" w:hAnsi="Times New Roman" w:cs="Times New Roman"/>
+          <w:sz w:val="24"/>
+          <w:szCs w:val="24"/>
+          <w:lang w:val="ru-RU"/>
+        </w:rPr>
+        <w:t>)</w:t>
+      </w:r>
+    </w:p>
+    <w:p>
+      <w:pPr>
+        <w:rPr>
+          <w:rFonts w:ascii="Times New Roman" w:hAnsi="Times New Roman" w:cs="Times New Roman"/>
+          <w:sz w:val="24"/>
+          <w:szCs w:val="24"/>
+          <w:lang w:val="ru-RU"/>
+        </w:rPr>
+      </w:pPr>
+      <w:r>
+        <w:rPr>
+          <w:rFonts w:ascii="Times New Roman" w:hAnsi="Times New Roman" w:cs="Times New Roman"/>
+          <w:sz w:val="24"/>
+          <w:szCs w:val="24"/>
+          <w:lang w:val="ru-RU"/>
+        </w:rPr>
+        <w:t xml:space="preserve">2) </w:t>
+      </w:r>
+      <w:r>
+        <w:rPr>
+          <w:rFonts w:ascii="Times New Roman" w:hAnsi="Times New Roman" w:cs="Times New Roman"/>
+          <w:b/>
+          <w:bCs/>
+          <w:sz w:val="24"/>
+          <w:szCs w:val="24"/>
+          <w:lang w:val="ru-RU"/>
+        </w:rPr>
+        <w:t>средства</w:t>
+      </w:r>
+      <w:r>
+        <w:rPr>
+          <w:rFonts w:ascii="Times New Roman" w:hAnsi="Times New Roman" w:cs="Times New Roman"/>
+          <w:sz w:val="24"/>
+          <w:szCs w:val="24"/>
+          <w:lang w:val="ru-RU"/>
+        </w:rPr>
+        <w:t xml:space="preserve"> (знания мудрецов/шаманов)</w:t>
+      </w:r>
+    </w:p>
+    <w:p>
+      <w:pPr>
+        <w:rPr>
+          <w:rFonts w:ascii="Times New Roman" w:hAnsi="Times New Roman" w:cs="Times New Roman"/>
+          <w:sz w:val="24"/>
+          <w:szCs w:val="24"/>
+          <w:lang w:val="ru-RU"/>
+        </w:rPr>
+      </w:pPr>
+      <w:r>
+        <w:rPr>
+          <w:rFonts w:ascii="Times New Roman" w:hAnsi="Times New Roman" w:cs="Times New Roman"/>
+          <w:sz w:val="24"/>
+          <w:szCs w:val="24"/>
+          <w:lang w:val="ru-RU"/>
+        </w:rPr>
+        <w:t xml:space="preserve">3) </w:t>
+      </w:r>
+      <w:r>
+        <w:rPr>
+          <w:rFonts w:ascii="Times New Roman" w:hAnsi="Times New Roman" w:cs="Times New Roman"/>
+          <w:b/>
+          <w:bCs/>
+          <w:sz w:val="24"/>
+          <w:szCs w:val="24"/>
+          <w:lang w:val="ru-RU"/>
+        </w:rPr>
+        <w:t>отброса</w:t>
+      </w:r>
+      <w:r>
+        <w:rPr>
+          <w:rFonts w:ascii="Times New Roman" w:hAnsi="Times New Roman" w:cs="Times New Roman"/>
+          <w:sz w:val="24"/>
+          <w:szCs w:val="24"/>
+          <w:lang w:val="ru-RU"/>
+        </w:rPr>
+        <w:t xml:space="preserve"> — то</w:t>
+      </w:r>
+      <w:r>
+        <w:rPr>
+          <w:rFonts w:ascii="Times New Roman" w:hAnsi="Times New Roman" w:cs="Times New Roman"/>
+          <w:sz w:val="24"/>
+          <w:szCs w:val="24"/>
+          <w:lang w:val="ru-RU"/>
+        </w:rPr>
+        <w:t xml:space="preserve">, что для достижения цели </w:t>
+      </w:r>
+      <w:r>
+        <w:rPr>
+          <w:rFonts w:ascii="Times New Roman" w:hAnsi="Times New Roman" w:cs="Times New Roman"/>
+          <w:sz w:val="24"/>
+          <w:szCs w:val="24"/>
+          <w:lang w:val="ru-RU"/>
+        </w:rPr>
+        <w:t>не нужно</w:t>
+      </w:r>
+      <w:r>
+        <w:rPr>
+          <w:rFonts w:ascii="Times New Roman" w:hAnsi="Times New Roman" w:cs="Times New Roman"/>
+          <w:sz w:val="24"/>
+          <w:szCs w:val="24"/>
+          <w:lang w:val="ru-RU"/>
+        </w:rPr>
+        <w:t xml:space="preserve"> (</w:t>
+      </w:r>
+      <w:r>
+        <w:rPr>
+          <w:rFonts w:ascii="Times New Roman" w:hAnsi="Times New Roman" w:cs="Times New Roman"/>
+          <w:sz w:val="24"/>
+          <w:szCs w:val="24"/>
+          <w:lang w:val="ru-RU"/>
+        </w:rPr>
+        <w:t xml:space="preserve">в случае мифа — </w:t>
+      </w:r>
+      <w:r>
+        <w:rPr>
+          <w:rFonts w:ascii="Times New Roman" w:hAnsi="Times New Roman" w:cs="Times New Roman"/>
+          <w:sz w:val="24"/>
+          <w:szCs w:val="24"/>
+          <w:lang w:val="ru-RU"/>
+        </w:rPr>
+        <w:t>реальность без наблюдателя).</w:t>
+      </w:r>
+    </w:p>
+    <w:p>
+      <w:pPr>
+        <w:rPr>
+          <w:rFonts w:ascii="Times New Roman" w:hAnsi="Times New Roman" w:cs="Times New Roman"/>
+          <w:sz w:val="24"/>
+          <w:szCs w:val="24"/>
+          <w:lang w:val="ru-RU"/>
+        </w:rPr>
+      </w:pPr>
+      <w:r>
+        <w:rPr>
+          <w:rFonts w:ascii="Times New Roman" w:hAnsi="Times New Roman" w:cs="Times New Roman"/>
+          <w:sz w:val="24"/>
+          <w:szCs w:val="24"/>
+          <w:lang w:val="ru-RU"/>
+        </w:rPr>
+        <w:t xml:space="preserve">В других, следующих картинах мира, </w:t>
+      </w:r>
+      <w:r>
+        <w:rPr>
+          <w:rFonts w:ascii="Times New Roman" w:hAnsi="Times New Roman" w:cs="Times New Roman"/>
+          <w:sz w:val="24"/>
+          <w:szCs w:val="24"/>
+          <w:lang w:val="ru-RU"/>
+        </w:rPr>
+        <w:t>тот элемент</w:t>
+      </w:r>
+      <w:r>
+        <w:rPr>
+          <w:rFonts w:ascii="Times New Roman" w:hAnsi="Times New Roman" w:cs="Times New Roman"/>
+          <w:sz w:val="24"/>
+          <w:szCs w:val="24"/>
+          <w:lang w:val="ru-RU"/>
+        </w:rPr>
+        <w:t xml:space="preserve">, </w:t>
+      </w:r>
+      <w:r>
+        <w:rPr>
+          <w:rFonts w:ascii="Times New Roman" w:hAnsi="Times New Roman" w:cs="Times New Roman"/>
+          <w:sz w:val="24"/>
+          <w:szCs w:val="24"/>
+          <w:lang w:val="ru-RU"/>
+        </w:rPr>
+        <w:t xml:space="preserve">который </w:t>
+      </w:r>
+      <w:r>
+        <w:rPr>
+          <w:rFonts w:ascii="Times New Roman" w:hAnsi="Times New Roman" w:cs="Times New Roman"/>
+          <w:sz w:val="24"/>
+          <w:szCs w:val="24"/>
+          <w:lang w:val="ru-RU"/>
+        </w:rPr>
+        <w:t>отбрасывается</w:t>
+      </w:r>
+      <w:r>
+        <w:rPr>
+          <w:rFonts w:ascii="Times New Roman" w:hAnsi="Times New Roman" w:cs="Times New Roman"/>
+          <w:sz w:val="24"/>
+          <w:szCs w:val="24"/>
+          <w:lang w:val="ru-RU"/>
+        </w:rPr>
+        <w:t xml:space="preserve"> </w:t>
+      </w:r>
+      <w:r>
+        <w:rPr>
+          <w:rFonts w:ascii="Times New Roman" w:hAnsi="Times New Roman" w:cs="Times New Roman"/>
+          <w:sz w:val="24"/>
+          <w:szCs w:val="24"/>
+          <w:lang w:val="ru-RU"/>
+        </w:rPr>
+        <w:t>в предыдущей</w:t>
+      </w:r>
+      <w:r>
+        <w:rPr>
+          <w:rFonts w:ascii="Times New Roman" w:hAnsi="Times New Roman" w:cs="Times New Roman"/>
+          <w:sz w:val="24"/>
+          <w:szCs w:val="24"/>
+          <w:lang w:val="ru-RU"/>
+        </w:rPr>
+        <w:t xml:space="preserve"> картине мира</w:t>
+      </w:r>
+      <w:r>
+        <w:rPr>
+          <w:rFonts w:ascii="Times New Roman" w:hAnsi="Times New Roman" w:cs="Times New Roman"/>
+          <w:sz w:val="24"/>
+          <w:szCs w:val="24"/>
+          <w:lang w:val="ru-RU"/>
+        </w:rPr>
+        <w:t xml:space="preserve">, </w:t>
+      </w:r>
+      <w:r>
+        <w:rPr>
+          <w:rFonts w:ascii="Times New Roman" w:hAnsi="Times New Roman" w:cs="Times New Roman"/>
+          <w:sz w:val="24"/>
+          <w:szCs w:val="24"/>
+          <w:lang w:val="ru-RU"/>
+        </w:rPr>
+        <w:t xml:space="preserve">занимает место </w:t>
+      </w:r>
+      <w:r>
+        <w:rPr>
+          <w:rFonts w:ascii="Times New Roman" w:hAnsi="Times New Roman" w:cs="Times New Roman"/>
+          <w:i/>
+          <w:iCs/>
+          <w:sz w:val="24"/>
+          <w:szCs w:val="24"/>
+          <w:lang w:val="ru-RU"/>
+        </w:rPr>
+        <w:t>цели</w:t>
+      </w:r>
+      <w:r>
+        <w:rPr>
+          <w:rFonts w:ascii="Times New Roman" w:hAnsi="Times New Roman" w:cs="Times New Roman"/>
+          <w:sz w:val="24"/>
+          <w:szCs w:val="24"/>
+          <w:lang w:val="ru-RU"/>
+        </w:rPr>
+        <w:t>.</w:t>
+      </w:r>
+    </w:p>
+    <w:p>
+      <w:pPr>
+        <w:rPr>
+          <w:rFonts w:ascii="Times New Roman" w:hAnsi="Times New Roman" w:cs="Times New Roman"/>
+          <w:sz w:val="24"/>
+          <w:szCs w:val="24"/>
+          <w:lang w:val="ru-RU"/>
+        </w:rPr>
+      </w:pPr>
+    </w:p>
     <w:sectPr>
       <w:pgSz w:w="12240" w:h="15840"/>
       <w:pgMar w:top="1440" w:right="1440" w:bottom="1440" w:left="1440" w:header="720" w:footer="720" w:gutter="0"/>
@@ -986,6 +3143,119 @@
       <w:numFmt w:val="decimal"/>
       <w:lvlText w:val=""/>
       <w:lvlJc w:val="left"/>
+    </w:lvl>
+  </w:abstractNum>
+  <w:abstractNum w:abstractNumId="13" w15:restartNumberingAfterBreak="0">
+    <w:nsid w:val="05971AC9"/>
+    <w:multiLevelType w:val="hybridMultilevel"/>
+    <w:tmpl w:val="A1F0131C"/>
+    <w:lvl w:ilvl="0" w:tplc="08090001">
+      <w:start w:val="1"/>
+      <w:numFmt w:val="bullet"/>
+      <w:lvlText w:val=""/>
+      <w:lvlJc w:val="left"/>
+      <w:pPr>
+        <w:ind w:left="720" w:hanging="360"/>
+      </w:pPr>
+      <w:rPr>
+        <w:rFonts w:ascii="Symbol" w:hAnsi="Symbol" w:hint="default"/>
+      </w:rPr>
+    </w:lvl>
+    <w:lvl w:ilvl="1" w:tplc="08090003" w:tentative="1">
+      <w:start w:val="1"/>
+      <w:numFmt w:val="bullet"/>
+      <w:lvlText w:val="o"/>
+      <w:lvlJc w:val="left"/>
+      <w:pPr>
+        <w:ind w:left="1440" w:hanging="360"/>
+      </w:pPr>
+      <w:rPr>
+        <w:rFonts w:ascii="Courier New" w:hAnsi="Courier New" w:hint="default"/>
+      </w:rPr>
+    </w:lvl>
+    <w:lvl w:ilvl="2" w:tplc="08090005" w:tentative="1">
+      <w:start w:val="1"/>
+      <w:numFmt w:val="bullet"/>
+      <w:lvlText w:val=""/>
+      <w:lvlJc w:val="left"/>
+      <w:pPr>
+        <w:ind w:left="2160" w:hanging="360"/>
+      </w:pPr>
+      <w:rPr>
+        <w:rFonts w:ascii="Wingdings" w:hAnsi="Wingdings" w:hint="default"/>
+      </w:rPr>
+    </w:lvl>
+    <w:lvl w:ilvl="3" w:tplc="08090001" w:tentative="1">
+      <w:start w:val="1"/>
+      <w:numFmt w:val="bullet"/>
+      <w:lvlText w:val=""/>
+      <w:lvlJc w:val="left"/>
+      <w:pPr>
+        <w:ind w:left="2880" w:hanging="360"/>
+      </w:pPr>
+      <w:rPr>
+        <w:rFonts w:ascii="Symbol" w:hAnsi="Symbol" w:hint="default"/>
+      </w:rPr>
+    </w:lvl>
+    <w:lvl w:ilvl="4" w:tplc="08090003" w:tentative="1">
+      <w:start w:val="1"/>
+      <w:numFmt w:val="bullet"/>
+      <w:lvlText w:val="o"/>
+      <w:lvlJc w:val="left"/>
+      <w:pPr>
+        <w:ind w:left="3600" w:hanging="360"/>
+      </w:pPr>
+      <w:rPr>
+        <w:rFonts w:ascii="Courier New" w:hAnsi="Courier New" w:hint="default"/>
+      </w:rPr>
+    </w:lvl>
+    <w:lvl w:ilvl="5" w:tplc="08090005" w:tentative="1">
+      <w:start w:val="1"/>
+      <w:numFmt w:val="bullet"/>
+      <w:lvlText w:val=""/>
+      <w:lvlJc w:val="left"/>
+      <w:pPr>
+        <w:ind w:left="4320" w:hanging="360"/>
+      </w:pPr>
+      <w:rPr>
+        <w:rFonts w:ascii="Wingdings" w:hAnsi="Wingdings" w:hint="default"/>
+      </w:rPr>
+    </w:lvl>
+    <w:lvl w:ilvl="6" w:tplc="08090001" w:tentative="1">
+      <w:start w:val="1"/>
+      <w:numFmt w:val="bullet"/>
+      <w:lvlText w:val=""/>
+      <w:lvlJc w:val="left"/>
+      <w:pPr>
+        <w:ind w:left="5040" w:hanging="360"/>
+      </w:pPr>
+      <w:rPr>
+        <w:rFonts w:ascii="Symbol" w:hAnsi="Symbol" w:hint="default"/>
+      </w:rPr>
+    </w:lvl>
+    <w:lvl w:ilvl="7" w:tplc="08090003" w:tentative="1">
+      <w:start w:val="1"/>
+      <w:numFmt w:val="bullet"/>
+      <w:lvlText w:val="o"/>
+      <w:lvlJc w:val="left"/>
+      <w:pPr>
+        <w:ind w:left="5760" w:hanging="360"/>
+      </w:pPr>
+      <w:rPr>
+        <w:rFonts w:ascii="Courier New" w:hAnsi="Courier New" w:hint="default"/>
+      </w:rPr>
+    </w:lvl>
+    <w:lvl w:ilvl="8" w:tplc="08090005" w:tentative="1">
+      <w:start w:val="1"/>
+      <w:numFmt w:val="bullet"/>
+      <w:lvlText w:val=""/>
+      <w:lvlJc w:val="left"/>
+      <w:pPr>
+        <w:ind w:left="6480" w:hanging="360"/>
+      </w:pPr>
+      <w:rPr>
+        <w:rFonts w:ascii="Wingdings" w:hAnsi="Wingdings" w:hint="default"/>
+      </w:rPr>
     </w:lvl>
   </w:abstractNum>
   <w:num w:numId="1" w16cid:durableId="1330594902">
@@ -1026,6 +3296,9 @@
   </w:num>
   <w:num w:numId="13" w16cid:durableId="1385527175">
     <w:abstractNumId w:val="12"/>
+  </w:num>
+  <w:num w:numId="14" w16cid:durableId="1868059029">
+    <w:abstractNumId w:val="13"/>
   </w:num>
 </w:numbering>
 </file>
@@ -1451,6 +3724,28 @@
       <w:szCs w:val="28"/>
     </w:rPr>
   </w:style>
+  <w:style w:type="paragraph" w:styleId="Heading3">
+    <w:name w:val="heading 3"/>
+    <w:basedOn w:val="Normal"/>
+    <w:next w:val="Normal"/>
+    <w:link w:val="Heading3Char"/>
+    <w:uiPriority w:val="9"/>
+    <w:unhideWhenUsed/>
+    <w:qFormat/>
+    <w:rsid w:val="00B05B27"/>
+    <w:pPr>
+      <w:keepNext/>
+      <w:keepLines/>
+      <w:spacing w:before="40" w:after="0"/>
+      <w:outlineLvl w:val="2"/>
+    </w:pPr>
+    <w:rPr>
+      <w:rFonts w:asciiTheme="majorHAnsi" w:eastAsiaTheme="majorEastAsia" w:hAnsiTheme="majorHAnsi" w:cstheme="majorBidi"/>
+      <w:color w:val="243F60" w:themeColor="accent1" w:themeShade="7F"/>
+      <w:sz w:val="24"/>
+      <w:szCs w:val="24"/>
+    </w:rPr>
+  </w:style>
   <w:style w:type="character" w:default="1" w:styleId="DefaultParagraphFont">
     <w:name w:val="Default Paragraph Font"/>
     <w:uiPriority w:val="1"/>
@@ -1487,6 +3782,61 @@
       <w:rFonts w:ascii="Consolas" w:eastAsia="Consolas" w:hAnsi="Consolas" w:cs="Consolas"/>
       <w:sz w:val="20"/>
       <w:szCs w:val="20"/>
+    </w:rPr>
+  </w:style>
+  <w:style w:type="character" w:customStyle="1" w:styleId="Heading3Char">
+    <w:name w:val="Heading 3 Char"/>
+    <w:basedOn w:val="DefaultParagraphFont"/>
+    <w:link w:val="Heading3"/>
+    <w:uiPriority w:val="9"/>
+    <w:rsid w:val="00B05B27"/>
+    <w:rPr>
+      <w:rFonts w:asciiTheme="majorHAnsi" w:eastAsiaTheme="majorEastAsia" w:hAnsiTheme="majorHAnsi" w:cstheme="majorBidi"/>
+      <w:color w:val="243F60" w:themeColor="accent1" w:themeShade="7F"/>
+      <w:sz w:val="24"/>
+      <w:szCs w:val="24"/>
+    </w:rPr>
+  </w:style>
+  <w:style w:type="paragraph" w:styleId="ListParagraph">
+    <w:name w:val="List Paragraph"/>
+    <w:basedOn w:val="Normal"/>
+    <w:uiPriority w:val="34"/>
+    <w:qFormat/>
+    <w:rsid w:val="00407D2C"/>
+    <w:pPr>
+      <w:ind w:left="720"/>
+      <w:contextualSpacing/>
+    </w:pPr>
+  </w:style>
+  <w:style w:type="paragraph" w:styleId="Quote">
+    <w:name w:val="Quote"/>
+    <w:basedOn w:val="Normal"/>
+    <w:next w:val="Normal"/>
+    <w:link w:val="QuoteChar"/>
+    <w:uiPriority w:val="29"/>
+    <w:qFormat/>
+    <w:rsid w:val="00407D2C"/>
+    <w:pPr>
+      <w:spacing w:before="200"/>
+      <w:ind w:left="864" w:right="864"/>
+      <w:jc w:val="center"/>
+    </w:pPr>
+    <w:rPr>
+      <w:i/>
+      <w:iCs/>
+      <w:color w:val="404040" w:themeColor="text1" w:themeTint="BF"/>
+    </w:rPr>
+  </w:style>
+  <w:style w:type="character" w:customStyle="1" w:styleId="QuoteChar">
+    <w:name w:val="Quote Char"/>
+    <w:basedOn w:val="DefaultParagraphFont"/>
+    <w:link w:val="Quote"/>
+    <w:uiPriority w:val="29"/>
+    <w:rsid w:val="00407D2C"/>
+    <w:rPr>
+      <w:i/>
+      <w:iCs/>
+      <w:color w:val="404040" w:themeColor="text1" w:themeTint="BF"/>
     </w:rPr>
   </w:style>
 </w:styles>

--- a/public/lesson-5.docx
+++ b/public/lesson-5.docx
@@ -4,25 +4,127 @@
   <w:body>
     <w:p>
       <w:pPr>
-        <w:pStyle w:val="Heading2"/>
-      </w:pPr>
-      <w:proofErr w:type="spellStart"/>
-      <w:r>
-        <w:t>Сложности</w:t>
-      </w:r>
-      <w:proofErr w:type="spellEnd"/>
-      <w:r>
-        <w:t xml:space="preserve"> </w:t>
-      </w:r>
-      <w:proofErr w:type="spellStart"/>
-      <w:r>
-        <w:t>моделирования</w:t>
-      </w:r>
-      <w:proofErr w:type="spellEnd"/>
+        <w:rPr>
+          <w:lang w:val="ru-RU"/>
+        </w:rPr>
+      </w:pPr>
+      <w:r>
+        <w:rPr>
+          <w:lang w:val="ru-RU"/>
+        </w:rPr>
+        <w:t>#14 Проблемы философского моделирования реальности – это проблемы обыденного сознания, прикладного знания социума, которые были доведены до своего логического предела.</w:t>
+      </w:r>
     </w:p>
     <w:p>
       <w:pPr>
         <w:rPr>
+          <w:lang w:val="ru-RU"/>
+        </w:rPr>
+      </w:pPr>
+      <w:r>
+        <w:rPr>
+          <w:lang w:val="ru-RU"/>
+        </w:rPr>
+        <w:t xml:space="preserve">#15 </w:t>
+      </w:r>
+      <w:proofErr w:type="spellStart"/>
+      <w:r>
+        <w:rPr>
+          <w:lang w:val="ru-RU"/>
+        </w:rPr>
+        <w:t>Майевтика</w:t>
+      </w:r>
+      <w:proofErr w:type="spellEnd"/>
+      <w:r>
+        <w:rPr>
+          <w:lang w:val="ru-RU"/>
+        </w:rPr>
+        <w:t xml:space="preserve"> Сократа – это метод деконструкции прикладных знаний, самоочевидных положений здравого смысла с последующим переходом к философскому теоретическому знанию.</w:t>
+      </w:r>
+    </w:p>
+    <w:p>
+      <w:pPr>
+        <w:rPr>
+          <w:lang w:val="ru-RU"/>
+        </w:rPr>
+      </w:pPr>
+      <w:r>
+        <w:rPr>
+          <w:lang w:val="ru-RU"/>
+        </w:rPr>
+        <w:t xml:space="preserve">#16 Фундаментальная проблема человеческого знания, выявленная в результате применения </w:t>
+      </w:r>
+      <w:proofErr w:type="spellStart"/>
+      <w:r>
+        <w:rPr>
+          <w:lang w:val="ru-RU"/>
+        </w:rPr>
+        <w:t>майевтики</w:t>
+      </w:r>
+      <w:proofErr w:type="spellEnd"/>
+      <w:r>
+        <w:rPr>
+          <w:lang w:val="ru-RU"/>
+        </w:rPr>
+        <w:t>, – это парадокс "предельного основания": либо его нельзя обосновать, либо оно не будет "предельным".</w:t>
+      </w:r>
+    </w:p>
+    <w:p>
+      <w:pPr>
+        <w:rPr>
+          <w:lang w:val="ru-RU"/>
+        </w:rPr>
+      </w:pPr>
+      <w:r>
+        <w:rPr>
+          <w:lang w:val="ru-RU"/>
+        </w:rPr>
+        <w:t xml:space="preserve">#17 Предельное основание является недостижимым, но </w:t>
+      </w:r>
+      <w:r>
+        <w:rPr>
+          <w:lang w:val="ru-RU"/>
+        </w:rPr>
+        <w:t>оно (</w:t>
+      </w:r>
+      <w:r>
+        <w:rPr>
+          <w:lang w:val="ru-RU"/>
+        </w:rPr>
+        <w:t xml:space="preserve">и в этом отличие Сократа от софистов!) существует, поскольку в противном случае было бы невозможно само применение </w:t>
+      </w:r>
+      <w:proofErr w:type="spellStart"/>
+      <w:r>
+        <w:rPr>
+          <w:lang w:val="ru-RU"/>
+        </w:rPr>
+        <w:t>майевтики</w:t>
+      </w:r>
+      <w:proofErr w:type="spellEnd"/>
+      <w:r>
+        <w:rPr>
+          <w:lang w:val="ru-RU"/>
+        </w:rPr>
+        <w:t>.</w:t>
+      </w:r>
+    </w:p>
+    <w:p>
+      <w:pPr>
+        <w:pStyle w:val="Heading2"/>
+        <w:rPr>
+          <w:lang w:val="ru-RU"/>
+        </w:rPr>
+      </w:pPr>
+      <w:r>
+        <w:rPr>
+          <w:lang w:val="ru-RU"/>
+        </w:rPr>
+        <w:t>Сложности моделирования</w:t>
+      </w:r>
+    </w:p>
+    <w:p>
+      <w:pPr>
+        <w:rPr>
           <w:rFonts w:ascii="Times New Roman" w:hAnsi="Times New Roman" w:cs="Times New Roman"/>
           <w:sz w:val="24"/>
           <w:szCs w:val="24"/>
@@ -441,16 +543,7 @@
           <w:szCs w:val="24"/>
           <w:lang w:val="ru-RU"/>
         </w:rPr>
-        <w:t>раб</w:t>
-      </w:r>
-      <w:r>
-        <w:rPr>
-          <w:rFonts w:ascii="Times New Roman" w:hAnsi="Times New Roman" w:cs="Times New Roman"/>
-          <w:sz w:val="24"/>
-          <w:szCs w:val="24"/>
-          <w:lang w:val="ru-RU"/>
-        </w:rPr>
-        <w:t xml:space="preserve"> </w:t>
+        <w:t xml:space="preserve">раб </w:t>
       </w:r>
       <w:r>
         <w:rPr>
@@ -662,7 +755,17 @@
           <w:szCs w:val="24"/>
           <w:lang w:val="ru-RU"/>
         </w:rPr>
-        <w:t xml:space="preserve">он также является </w:t>
+        <w:t xml:space="preserve">он </w:t>
+      </w:r>
+      <w:r>
+        <w:rPr>
+          <w:rFonts w:ascii="Times New Roman" w:hAnsi="Times New Roman" w:cs="Times New Roman"/>
+          <w:sz w:val="24"/>
+          <w:szCs w:val="24"/>
+          <w:lang w:val="ru-RU"/>
+        </w:rPr>
+        <w:lastRenderedPageBreak/>
+        <w:t xml:space="preserve">также является </w:t>
       </w:r>
       <w:r>
         <w:rPr>
@@ -993,7 +1096,6 @@
         <w:rPr>
           <w:lang w:val="ru-RU"/>
         </w:rPr>
-        <w:lastRenderedPageBreak/>
         <w:t>Сократ уподоблял себя в этом с повивальной бабкой, помогающей рождению правды через повивальное искусство вопросов. Даже в этом (так как сравнивать себя с женщиной в его время было не очень уважаемо) прослеживается его ирония: он себя как бы принижает.</w:t>
       </w:r>
     </w:p>
@@ -1583,7 +1685,17 @@
           <w:szCs w:val="24"/>
           <w:lang w:val="ru-RU"/>
         </w:rPr>
-        <w:t xml:space="preserve"> это </w:t>
+        <w:t xml:space="preserve"> </w:t>
+      </w:r>
+      <w:r>
+        <w:rPr>
+          <w:rFonts w:ascii="Times New Roman" w:hAnsi="Times New Roman" w:cs="Times New Roman"/>
+          <w:sz w:val="24"/>
+          <w:szCs w:val="24"/>
+          <w:lang w:val="ru-RU"/>
+        </w:rPr>
+        <w:lastRenderedPageBreak/>
+        <w:t xml:space="preserve">это </w:t>
       </w:r>
       <w:proofErr w:type="spellStart"/>
       <w:r>
@@ -1756,7 +1868,6 @@
           <w:szCs w:val="24"/>
           <w:lang w:val="ru-RU"/>
         </w:rPr>
-        <w:lastRenderedPageBreak/>
         <w:t>Можно договариваться и находить компромиссы при личной встрече и задавание вопросов (не понял этот момент)</w:t>
       </w:r>
     </w:p>

--- a/public/lesson-5.docx
+++ b/public/lesson-5.docx
@@ -12,7 +12,16 @@
         <w:rPr>
           <w:lang w:val="ru-RU"/>
         </w:rPr>
-        <w:t>#14 Проблемы философского моделирования реальности – это проблемы обыденного сознания, прикладного знания социума, которые были доведены до своего логического предела.</w:t>
+        <w:t>#14</w:t>
+      </w:r>
+      <w:r>
+        <w:t>.</w:t>
+      </w:r>
+      <w:r>
+        <w:rPr>
+          <w:lang w:val="ru-RU"/>
+        </w:rPr>
+        <w:t xml:space="preserve"> Проблемы философского моделирования реальности – это проблемы обыденного сознания, прикладного знания социума, которые были доведены до своего логического предела.</w:t>
       </w:r>
     </w:p>
     <w:p>
@@ -25,21 +34,16 @@
         <w:rPr>
           <w:lang w:val="ru-RU"/>
         </w:rPr>
-        <w:t xml:space="preserve">#15 </w:t>
-      </w:r>
-      <w:proofErr w:type="spellStart"/>
-      <w:r>
-        <w:rPr>
-          <w:lang w:val="ru-RU"/>
-        </w:rPr>
-        <w:t>Майевтика</w:t>
-      </w:r>
-      <w:proofErr w:type="spellEnd"/>
-      <w:r>
-        <w:rPr>
-          <w:lang w:val="ru-RU"/>
-        </w:rPr>
-        <w:t xml:space="preserve"> Сократа – это метод деконструкции прикладных знаний, самоочевидных положений здравого смысла с последующим переходом к философскому теоретическому знанию.</w:t>
+        <w:t>#15</w:t>
+      </w:r>
+      <w:r>
+        <w:t>.</w:t>
+      </w:r>
+      <w:r>
+        <w:rPr>
+          <w:lang w:val="ru-RU"/>
+        </w:rPr>
+        <w:t xml:space="preserve"> Майевтика Сократа – это метод деконструкции прикладных знаний, самоочевидных положений здравого смысла с последующим переходом к философскому теоретическому знанию.</w:t>
       </w:r>
     </w:p>
     <w:p>
@@ -52,21 +56,19 @@
         <w:rPr>
           <w:lang w:val="ru-RU"/>
         </w:rPr>
-        <w:t xml:space="preserve">#16 Фундаментальная проблема человеческого знания, выявленная в результате применения </w:t>
-      </w:r>
-      <w:proofErr w:type="spellStart"/>
-      <w:r>
-        <w:rPr>
-          <w:lang w:val="ru-RU"/>
-        </w:rPr>
-        <w:t>майевтики</w:t>
-      </w:r>
-      <w:proofErr w:type="spellEnd"/>
-      <w:r>
-        <w:rPr>
-          <w:lang w:val="ru-RU"/>
-        </w:rPr>
-        <w:t>, – это парадокс "предельного основания": либо его нельзя обосновать, либо оно не будет "предельным".</w:t>
+        <w:t>#16</w:t>
+      </w:r>
+      <w:r>
+        <w:rPr>
+          <w:lang w:val="ru-RU"/>
+        </w:rPr>
+        <w:t>.</w:t>
+      </w:r>
+      <w:r>
+        <w:rPr>
+          <w:lang w:val="ru-RU"/>
+        </w:rPr>
+        <w:t xml:space="preserve"> Фундаментальная проблема человеческого знания, выявленная в результате применения майевтики, – это парадокс "предельного основания": либо его нельзя обосновать, либо оно не будет "предельным".</w:t>
       </w:r>
     </w:p>
     <w:p>
@@ -79,7 +81,16 @@
         <w:rPr>
           <w:lang w:val="ru-RU"/>
         </w:rPr>
-        <w:t xml:space="preserve">#17 Предельное основание является недостижимым, но </w:t>
+        <w:t>#17</w:t>
+      </w:r>
+      <w:r>
+        <w:t>.</w:t>
+      </w:r>
+      <w:r>
+        <w:rPr>
+          <w:lang w:val="ru-RU"/>
+        </w:rPr>
+        <w:t xml:space="preserve"> Предельное основание является недостижимым, но </w:t>
       </w:r>
       <w:r>
         <w:rPr>
@@ -91,21 +102,7 @@
         <w:rPr>
           <w:lang w:val="ru-RU"/>
         </w:rPr>
-        <w:t xml:space="preserve">и в этом отличие Сократа от софистов!) существует, поскольку в противном случае было бы невозможно само применение </w:t>
-      </w:r>
-      <w:proofErr w:type="spellStart"/>
-      <w:r>
-        <w:rPr>
-          <w:lang w:val="ru-RU"/>
-        </w:rPr>
-        <w:t>майевтики</w:t>
-      </w:r>
-      <w:proofErr w:type="spellEnd"/>
-      <w:r>
-        <w:rPr>
-          <w:lang w:val="ru-RU"/>
-        </w:rPr>
-        <w:t>.</w:t>
+        <w:t>и в этом отличие Сократа от софистов!) существует, поскольку в противном случае было бы невозможно само применение майевтики.</w:t>
       </w:r>
     </w:p>
     <w:p>
@@ -176,27 +173,7 @@
           <w:szCs w:val="24"/>
           <w:lang w:val="ru-RU"/>
         </w:rPr>
-        <w:t xml:space="preserve">. Особенность такого моделирования — это </w:t>
-      </w:r>
-      <w:proofErr w:type="spellStart"/>
-      <w:r>
-        <w:rPr>
-          <w:rFonts w:ascii="Times New Roman" w:hAnsi="Times New Roman" w:cs="Times New Roman"/>
-          <w:sz w:val="24"/>
-          <w:szCs w:val="24"/>
-          <w:lang w:val="ru-RU"/>
-        </w:rPr>
-        <w:t>контринтуитивность</w:t>
-      </w:r>
-      <w:proofErr w:type="spellEnd"/>
-      <w:r>
-        <w:rPr>
-          <w:rFonts w:ascii="Times New Roman" w:hAnsi="Times New Roman" w:cs="Times New Roman"/>
-          <w:sz w:val="24"/>
-          <w:szCs w:val="24"/>
-          <w:lang w:val="ru-RU"/>
-        </w:rPr>
-        <w:t>.</w:t>
+        <w:t>. Особенность такого моделирования — это контринтуитивность.</w:t>
       </w:r>
       <w:r>
         <w:rPr>
@@ -288,27 +265,7 @@
           <w:szCs w:val="24"/>
           <w:lang w:val="ru-RU"/>
         </w:rPr>
-        <w:t xml:space="preserve">стремится отрицать </w:t>
-      </w:r>
-      <w:proofErr w:type="spellStart"/>
-      <w:r>
-        <w:rPr>
-          <w:rFonts w:ascii="Times New Roman" w:hAnsi="Times New Roman" w:cs="Times New Roman"/>
-          <w:sz w:val="24"/>
-          <w:szCs w:val="24"/>
-          <w:lang w:val="ru-RU"/>
-        </w:rPr>
-        <w:t>контринтуитивные</w:t>
-      </w:r>
-      <w:proofErr w:type="spellEnd"/>
-      <w:r>
-        <w:rPr>
-          <w:rFonts w:ascii="Times New Roman" w:hAnsi="Times New Roman" w:cs="Times New Roman"/>
-          <w:sz w:val="24"/>
-          <w:szCs w:val="24"/>
-          <w:lang w:val="ru-RU"/>
-        </w:rPr>
-        <w:t xml:space="preserve"> выводы.</w:t>
+        <w:t>стремится отрицать контринтуитивные выводы.</w:t>
       </w:r>
     </w:p>
     <w:p>
@@ -503,7 +460,6 @@
         </w:rPr>
         <w:t xml:space="preserve">как при игре на компьютере, а в частности — в состояние </w:t>
       </w:r>
-      <w:proofErr w:type="spellStart"/>
       <w:r>
         <w:rPr>
           <w:rFonts w:ascii="Times New Roman" w:hAnsi="Times New Roman" w:cs="Times New Roman"/>
@@ -526,7 +482,6 @@
         </w:rPr>
         <w:t>вдеймонии</w:t>
       </w:r>
-      <w:proofErr w:type="spellEnd"/>
       <w:r>
         <w:rPr>
           <w:rFonts w:ascii="Times New Roman" w:hAnsi="Times New Roman" w:cs="Times New Roman"/>
@@ -726,27 +681,7 @@
           <w:szCs w:val="24"/>
           <w:lang w:val="ru-RU"/>
         </w:rPr>
-        <w:t xml:space="preserve">н является вехой, ведь философов до него называют </w:t>
-      </w:r>
-      <w:proofErr w:type="spellStart"/>
-      <w:r>
-        <w:rPr>
-          <w:rFonts w:ascii="Times New Roman" w:hAnsi="Times New Roman" w:cs="Times New Roman"/>
-          <w:sz w:val="24"/>
-          <w:szCs w:val="24"/>
-          <w:lang w:val="ru-RU"/>
-        </w:rPr>
-        <w:t>досократиками</w:t>
-      </w:r>
-      <w:proofErr w:type="spellEnd"/>
-      <w:r>
-        <w:rPr>
-          <w:rFonts w:ascii="Times New Roman" w:hAnsi="Times New Roman" w:cs="Times New Roman"/>
-          <w:sz w:val="24"/>
-          <w:szCs w:val="24"/>
-          <w:lang w:val="ru-RU"/>
-        </w:rPr>
-        <w:t xml:space="preserve">; </w:t>
+        <w:t xml:space="preserve">н является вехой, ведь философов до него называют досократиками; </w:t>
       </w:r>
       <w:r>
         <w:rPr>
@@ -1040,29 +975,8 @@
           <w:szCs w:val="24"/>
           <w:lang w:val="ru-RU"/>
         </w:rPr>
-        <w:t xml:space="preserve">, реальности без наблюдателя и </w:t>
-      </w:r>
-      <w:proofErr w:type="spellStart"/>
-      <w:r>
-        <w:rPr>
-          <w:rFonts w:ascii="Times New Roman" w:hAnsi="Times New Roman" w:cs="Times New Roman"/>
-          <w:sz w:val="24"/>
-          <w:szCs w:val="24"/>
-          <w:lang w:val="ru-RU"/>
-        </w:rPr>
-        <w:t>тп</w:t>
-      </w:r>
-      <w:proofErr w:type="spellEnd"/>
-      <w:r>
-        <w:rPr>
-          <w:rFonts w:ascii="Times New Roman" w:hAnsi="Times New Roman" w:cs="Times New Roman"/>
-          <w:sz w:val="24"/>
-          <w:szCs w:val="24"/>
-          <w:lang w:val="ru-RU"/>
-        </w:rPr>
-        <w:t xml:space="preserve">; он играет на поле противника, разговаривая об обыденных вещах. Метод, которым он пользуется, называется </w:t>
-      </w:r>
-      <w:proofErr w:type="spellStart"/>
+        <w:t xml:space="preserve">, реальности без наблюдателя и тп; он играет на поле противника, разговаривая об обыденных вещах. Метод, которым он пользуется, называется </w:t>
+      </w:r>
       <w:r>
         <w:rPr>
           <w:rFonts w:ascii="Times New Roman" w:hAnsi="Times New Roman" w:cs="Times New Roman"/>
@@ -1074,7 +988,6 @@
         </w:rPr>
         <w:t>майевтикой</w:t>
       </w:r>
-      <w:proofErr w:type="spellEnd"/>
       <w:r>
         <w:rPr>
           <w:rFonts w:ascii="Times New Roman" w:hAnsi="Times New Roman" w:cs="Times New Roman"/>
@@ -1115,36 +1028,16 @@
           <w:szCs w:val="24"/>
           <w:lang w:val="ru-RU"/>
         </w:rPr>
-        <w:t xml:space="preserve">Своей </w:t>
-      </w:r>
-      <w:proofErr w:type="spellStart"/>
-      <w:r>
-        <w:rPr>
-          <w:rFonts w:ascii="Times New Roman" w:hAnsi="Times New Roman" w:cs="Times New Roman"/>
-          <w:sz w:val="24"/>
-          <w:szCs w:val="24"/>
-          <w:lang w:val="ru-RU"/>
-        </w:rPr>
-        <w:t>м</w:t>
-      </w:r>
-      <w:r>
-        <w:rPr>
-          <w:rFonts w:ascii="Times New Roman" w:hAnsi="Times New Roman" w:cs="Times New Roman"/>
-          <w:sz w:val="24"/>
-          <w:szCs w:val="24"/>
-          <w:lang w:val="ru-RU"/>
-        </w:rPr>
-        <w:t>айевтикой</w:t>
-      </w:r>
-      <w:proofErr w:type="spellEnd"/>
-      <w:r>
-        <w:rPr>
-          <w:rFonts w:ascii="Times New Roman" w:hAnsi="Times New Roman" w:cs="Times New Roman"/>
-          <w:sz w:val="24"/>
-          <w:szCs w:val="24"/>
-          <w:lang w:val="ru-RU"/>
-        </w:rPr>
-        <w:t xml:space="preserve"> </w:t>
+        <w:t>Своей м</w:t>
+      </w:r>
+      <w:r>
+        <w:rPr>
+          <w:rFonts w:ascii="Times New Roman" w:hAnsi="Times New Roman" w:cs="Times New Roman"/>
+          <w:sz w:val="24"/>
+          <w:szCs w:val="24"/>
+          <w:lang w:val="ru-RU"/>
+        </w:rPr>
+        <w:t xml:space="preserve">айевтикой </w:t>
       </w:r>
       <w:r>
         <w:rPr>
@@ -1182,27 +1075,7 @@
           <w:szCs w:val="24"/>
           <w:lang w:val="ru-RU"/>
         </w:rPr>
-        <w:t xml:space="preserve">? В процессе </w:t>
-      </w:r>
-      <w:proofErr w:type="spellStart"/>
-      <w:r>
-        <w:rPr>
-          <w:rFonts w:ascii="Times New Roman" w:hAnsi="Times New Roman" w:cs="Times New Roman"/>
-          <w:sz w:val="24"/>
-          <w:szCs w:val="24"/>
-          <w:lang w:val="ru-RU"/>
-        </w:rPr>
-        <w:t>майевтики</w:t>
-      </w:r>
-      <w:proofErr w:type="spellEnd"/>
-      <w:r>
-        <w:rPr>
-          <w:rFonts w:ascii="Times New Roman" w:hAnsi="Times New Roman" w:cs="Times New Roman"/>
-          <w:sz w:val="24"/>
-          <w:szCs w:val="24"/>
-          <w:lang w:val="ru-RU"/>
-        </w:rPr>
-        <w:t xml:space="preserve"> наступает момент, когда собеседник приходит к полному незнанию. Таким образом </w:t>
+        <w:t xml:space="preserve">? В процессе майевтики наступает момент, когда собеседник приходит к полному незнанию. Таким образом </w:t>
       </w:r>
       <w:r>
         <w:rPr>
@@ -1352,19 +1225,8 @@
           <w:szCs w:val="24"/>
           <w:lang w:val="ru-RU"/>
         </w:rPr>
-        <w:t xml:space="preserve">или в результате </w:t>
-      </w:r>
-      <w:proofErr w:type="spellStart"/>
-      <w:r>
-        <w:rPr>
-          <w:rFonts w:ascii="Times New Roman" w:hAnsi="Times New Roman" w:cs="Times New Roman"/>
-          <w:sz w:val="24"/>
-          <w:szCs w:val="24"/>
-          <w:lang w:val="ru-RU"/>
-        </w:rPr>
-        <w:t>майевтики</w:t>
-      </w:r>
-      <w:proofErr w:type="spellEnd"/>
+        <w:t>или в результате майевтики</w:t>
+      </w:r>
       <w:r>
         <w:rPr>
           <w:rFonts w:ascii="Times New Roman" w:hAnsi="Times New Roman" w:cs="Times New Roman"/>
@@ -1695,27 +1557,7 @@
           <w:lang w:val="ru-RU"/>
         </w:rPr>
         <w:lastRenderedPageBreak/>
-        <w:t xml:space="preserve">это </w:t>
-      </w:r>
-      <w:proofErr w:type="spellStart"/>
-      <w:r>
-        <w:rPr>
-          <w:rFonts w:ascii="Times New Roman" w:hAnsi="Times New Roman" w:cs="Times New Roman"/>
-          <w:sz w:val="24"/>
-          <w:szCs w:val="24"/>
-          <w:lang w:val="ru-RU"/>
-        </w:rPr>
-        <w:t>антифилософия</w:t>
-      </w:r>
-      <w:proofErr w:type="spellEnd"/>
-      <w:r>
-        <w:rPr>
-          <w:rFonts w:ascii="Times New Roman" w:hAnsi="Times New Roman" w:cs="Times New Roman"/>
-          <w:sz w:val="24"/>
-          <w:szCs w:val="24"/>
-          <w:lang w:val="ru-RU"/>
-        </w:rPr>
-        <w:t xml:space="preserve">. Логика софистов: если нет предельного основания, то способность ответить на любой вопрос зависит уже не от знания, но лишь от риторических способностей. Важно умение аргументации. Прав тот, кто может убедить в </w:t>
+        <w:t xml:space="preserve">это антифилософия. Логика софистов: если нет предельного основания, то способность ответить на любой вопрос зависит уже не от знания, но лишь от риторических способностей. Важно умение аргументации. Прав тот, кто может убедить в </w:t>
       </w:r>
       <w:r>
         <w:rPr>
@@ -1787,7 +1629,6 @@
         </w:rPr>
         <w:t xml:space="preserve">Если в процессе </w:t>
       </w:r>
-      <w:proofErr w:type="spellStart"/>
       <w:r>
         <w:rPr>
           <w:rFonts w:ascii="Times New Roman" w:hAnsi="Times New Roman" w:cs="Times New Roman"/>
@@ -1799,7 +1640,6 @@
         </w:rPr>
         <w:t>майевтики</w:t>
       </w:r>
-      <w:proofErr w:type="spellEnd"/>
       <w:r>
         <w:rPr>
           <w:rFonts w:ascii="Times New Roman" w:hAnsi="Times New Roman" w:cs="Times New Roman"/>
@@ -1969,7 +1809,6 @@
         </w:rPr>
         <w:t xml:space="preserve">демонстрирует непригодность общего знания: оно не работает также, как и в частных вопросах </w:t>
       </w:r>
-      <w:proofErr w:type="spellStart"/>
       <w:r>
         <w:rPr>
           <w:rFonts w:ascii="Times New Roman" w:hAnsi="Times New Roman" w:cs="Times New Roman"/>
@@ -1981,7 +1820,6 @@
         </w:rPr>
         <w:t>майевтики</w:t>
       </w:r>
-      <w:proofErr w:type="spellEnd"/>
       <w:r>
         <w:rPr>
           <w:rFonts w:ascii="Times New Roman" w:hAnsi="Times New Roman" w:cs="Times New Roman"/>
@@ -2124,7 +1962,6 @@
         </w:rPr>
         <w:t xml:space="preserve"> (аффект, у эллинов — </w:t>
       </w:r>
-      <w:proofErr w:type="spellStart"/>
       <w:r>
         <w:rPr>
           <w:rFonts w:ascii="Times New Roman" w:hAnsi="Times New Roman" w:cs="Times New Roman"/>
@@ -2136,7 +1973,6 @@
         </w:rPr>
         <w:t>эвдеймония</w:t>
       </w:r>
-      <w:proofErr w:type="spellEnd"/>
       <w:r>
         <w:rPr>
           <w:rFonts w:ascii="Times New Roman" w:hAnsi="Times New Roman" w:cs="Times New Roman"/>
